--- a/tests/corpus_v2/docs/cx_supply_0010.docx
+++ b/tests/corpus_v2/docs/cx_supply_0010.docx
@@ -21,7 +21,13 @@
         <w:rPr>
           <w:b/>
         </w:rPr>
-        <w:t xml:space="preserve">№ 17/2023-Д</w:t>
+        <w:t xml:space="preserve">№ </w:t>
+      </w:r>
+      <w:r>
+        <w:rPr>
+          <w:b/>
+        </w:rPr>
+        <w:t xml:space="preserve">9/2023-Д</w:t>
       </w:r>
     </w:p>
     <w:p/>
@@ -33,7 +39,7 @@
         <w:t xml:space="preserve">     </w:t>
       </w:r>
       <w:r>
-        <w:t xml:space="preserve">«02» июля 2023 г.</w:t>
+        <w:t xml:space="preserve">02.08.2023 г.</w:t>
       </w:r>
     </w:p>
     <w:p/>
@@ -108,10 +114,10 @@
         <w:t xml:space="preserve">, именуемая в дальнейшем «Покупатель»</w:t>
       </w:r>
       <w:r>
-        <w:t xml:space="preserve">, с другой стороны, совместно именуемые «Стороны», заключили настоящий </w:t>
-      </w:r>
-      <w:r>
-        <w:t xml:space="preserve">Договор № 8/2024-П</w:t>
+        <w:t xml:space="preserve">, с другой стороны, совместно именуемые «Стороны», заключили настоящий Договор № </w:t>
+      </w:r>
+      <w:r>
+        <w:t xml:space="preserve">8/2024-П</w:t>
       </w:r>
       <w:r>
         <w:t xml:space="preserve"> (далее — Договор) о нижеследующем:</w:t>
@@ -150,7 +156,7 @@
         <w:t xml:space="preserve">Поставка осуществляется партиями на основании заявок Покупателя; срок отгрузки партии — </w:t>
       </w:r>
       <w:r>
-        <w:t xml:space="preserve">в течение 10 рабочих дней с момента выставления счета</w:t>
+        <w:t xml:space="preserve">не позднее 27.08.2025</w:t>
       </w:r>
       <w:r>
         <w:t xml:space="preserve">.</w:t>
@@ -186,7 +192,10 @@
         <w:t xml:space="preserve">2.1. Общая цена Договора: </w:t>
       </w:r>
       <w:r>
-        <w:t xml:space="preserve">Без НДС</w:t>
+        <w:t xml:space="preserve">не более 99 500 000,7 (Девяноста девяти миллионов пятисот тысяч) рублей</w:t>
+      </w:r>
+      <w:r>
+        <w:t xml:space="preserve">, НДС не облагается, т.к. применяется УСН</w:t>
       </w:r>
       <w:r>
         <w:t xml:space="preserve">.</w:t>
@@ -197,7 +206,7 @@
         <w:t xml:space="preserve">2.2. Налог: </w:t>
       </w:r>
       <w:r>
-        <w:t xml:space="preserve">0,2% за каждый день просрочки</w:t>
+        <w:t xml:space="preserve">1/150 ключевой ставки ЦБ РФ от общей суммы счета</w:t>
       </w:r>
       <w:r>
         <w:t xml:space="preserve">.</w:t>
@@ -208,7 +217,7 @@
         <w:t xml:space="preserve">2.3. Срок оплаты — </w:t>
       </w:r>
       <w:r>
-        <w:t xml:space="preserve">в течение 20 рабочих дней с момента подписания акта</w:t>
+        <w:t xml:space="preserve">в течение 45 (Сорока пяти) рабочих дней с момента заключения контракта</w:t>
       </w:r>
       <w:r>
         <w:t xml:space="preserve">.</w:t>
@@ -228,7 +237,7 @@
         <w:t xml:space="preserve">, артикул </w:t>
       </w:r>
       <w:r>
-        <w:t xml:space="preserve">RM-1859-78</w:t>
+        <w:t xml:space="preserve">RM-5934-14</w:t>
       </w:r>
       <w:r>
         <w:t xml:space="preserve">, код </w:t>
@@ -288,13 +297,10 @@
         <w:t xml:space="preserve">. Цена — </w:t>
       </w:r>
       <w:r>
-        <w:t xml:space="preserve">8 700 000</w:t>
-      </w:r>
-      <w:r>
-        <w:t xml:space="preserve">, а прописью: </w:t>
-      </w:r>
-      <w:r>
-        <w:t xml:space="preserve">восемь семьсот тысяч рублей</w:t>
+        <w:t xml:space="preserve">7310000 рублей</w:t>
+      </w:r>
+      <w:r>
+        <w:t xml:space="preserve">, в том числе НДС</w:t>
       </w:r>
       <w:r>
         <w:t xml:space="preserve">.</w:t>
@@ -314,7 +320,7 @@
         <w:t xml:space="preserve">3.1. Место исполнения обязательств: </w:t>
       </w:r>
       <w:r>
-        <w:t xml:space="preserve">614000, г. Пермь, ул. Октябрьская, д. 42, кв. 178</w:t>
+        <w:t xml:space="preserve">143400, г. Красногорск, проезд Профсоюзная, д. 6, кв. 143</w:t>
       </w:r>
       <w:r>
         <w:t xml:space="preserve">.</w:t>
@@ -331,7 +337,7 @@
         <w:t xml:space="preserve"> по телефону </w:t>
       </w:r>
       <w:r>
-        <w:t xml:space="preserve">+7 (383) 972-15-81</w:t>
+        <w:t xml:space="preserve">+7 (846) 581-36-98</w:t>
       </w:r>
       <w:r>
         <w:t xml:space="preserve">.</w:t>
@@ -342,7 +348,7 @@
         <w:t xml:space="preserve">3.3. Срок исполнения обязательств — </w:t>
       </w:r>
       <w:r>
-        <w:t xml:space="preserve">90 дней с момента заключения контракта</w:t>
+        <w:t xml:space="preserve">в течение 60 календарных дней со дня предъявления требования</w:t>
       </w:r>
       <w:r>
         <w:t xml:space="preserve">.</w:t>
@@ -373,13 +379,19 @@
         <w:t xml:space="preserve">Размер неустойки за нарушение сроков оплаты: </w:t>
       </w:r>
       <w:r>
-        <w:t xml:space="preserve">0,5% от стоимости</w:t>
+        <w:t xml:space="preserve">5 (пять) процентов за каждый день просрочки</w:t>
       </w:r>
       <w:r>
         <w:t xml:space="preserve">. Предельный размер ответственности: </w:t>
       </w:r>
       <w:r>
-        <w:t xml:space="preserve">21% годовых</w:t>
+        <w:t xml:space="preserve">1/130 ключевой ставки ЦБ РФ от общей суммы счета</w:t>
+      </w:r>
+      <w:r>
+        <w:t xml:space="preserve">, но не более </w:t>
+      </w:r>
+      <w:r>
+        <w:t xml:space="preserve">10 (десять) процентов от цены Договора</w:t>
       </w:r>
       <w:r>
         <w:t xml:space="preserve">.</w:t>
@@ -401,7 +413,7 @@
         <w:t xml:space="preserve">Сторона, для которой создалась невозможность исполнения, обязана уведомить другую Сторону. Срок уведомления — </w:t>
       </w:r>
       <w:r>
-        <w:t xml:space="preserve">30 рабочих дней с момента поступления денежных средств на расчетный счет</w:t>
+        <w:t xml:space="preserve">не позднее 13.09.2026</w:t>
       </w:r>
       <w:r>
         <w:t xml:space="preserve">.</w:t>
@@ -415,58 +427,73 @@
         <w:t xml:space="preserve">Все споры и разногласия решаются путём переговоров. Претензионный порядок обязателен, срок ответа на претензию — </w:t>
       </w:r>
       <w:r>
-        <w:t xml:space="preserve">3 рабочих дня</w:t>
-      </w:r>
-      <w:r>
-        <w:t xml:space="preserve">.</w:t>
-      </w:r>
-    </w:p>
-    <w:p/>
-    <w:p/>
-    <w:p/>
-    <w:p>
-      <w:r>
-        <w:rPr>
-          <w:b/>
-        </w:rPr>
-        <w:t xml:space="preserve">11. УСЛОВИЯ, ОФОРМЛЕННЫЕ СРЕДСТВАМИ РЕДАКТОРА</w:t>
-      </w:r>
-    </w:p>
-    <w:p>
-      <w:r>
-        <w:t xml:space="preserve">11.1. Прежняя редакция пункта: </w:t>
-      </w:r>
-      <w:del w:id="1" w:author="Юрист" w:date="2024-01-01T00:00:00Z">
-        <w:r>
-          <w:delText xml:space="preserve">1 234 567 (Один миллион двести тридцать четыре тысячи пятьсот шестьдесят семь) рублей 13 копеек</w:delText>
-        </w:r>
-      </w:del>
-      <w:r>
-        <w:t xml:space="preserve">утратила силу.</w:t>
-      </w:r>
-    </w:p>
-    <w:p>
-      <w:r>
-        <w:t xml:space="preserve">11.2. Ответственный (умный тег): </w:t>
-      </w:r>
-      <w:smartTag w:uri="urn:schemas-microsoft-com:office:smarttags" w:element="PersonName">
-        <w:r>
-          <w:t xml:space="preserve">Никитина Екатерина Егоровна</w:t>
-        </w:r>
-      </w:smartTag>
-      <w:r>
-        <w:t xml:space="preserve">.</w:t>
-      </w:r>
-    </w:p>
-    <w:p>
-      <w:r>
-        <w:rPr>
-          <w:b/>
-        </w:rPr>
-        <w:t xml:space="preserve">РЕКВИЗИТЫ И ПОДПИСИ СТОРОН</w:t>
-      </w:r>
-    </w:p>
-    <w:p/>
+        <w:t xml:space="preserve">в течение трех дней с момента выставления счета</w:t>
+      </w:r>
+      <w:r>
+        <w:t xml:space="preserve">.</w:t>
+      </w:r>
+    </w:p>
+    <w:p/>
+    <w:p/>
+    <w:p/>
+    <w:p>
+      <w:r>
+        <w:rPr>
+          <w:b/>
+        </w:rPr>
+        <w:t xml:space="preserve">9. КОНТРОЛЬНЫЕ ВЕЛИЧИНЫ</w:t>
+      </w:r>
+    </w:p>
+    <w:p>
+      <w:r>
+        <w:t xml:space="preserve">9.1. Контрольная запись: </w:t>
+      </w:r>
+      <w:r>
+        <w:rPr>
+          <w:b/>
+        </w:rPr>
+        <w:t xml:space="preserve">1/1</w:t>
+      </w:r>
+      <w:r>
+        <w:t xml:space="preserve">30 ключевой ставки ЦБ РФ годовых</w:t>
+      </w:r>
+      <w:r>
+        <w:t xml:space="preserve">.</w:t>
+      </w:r>
+    </w:p>
+    <w:p>
+      <w:r>
+        <w:t xml:space="preserve">9.2. Контрольная запись: </w:t>
+      </w:r>
+      <w:r>
+        <w:rPr>
+          <w:b/>
+        </w:rPr>
+        <w:t xml:space="preserve">в течение 3</w:t>
+      </w:r>
+      <w:r>
+        <w:t xml:space="preserve">6 месяцев со дня предъявления требования</w:t>
+      </w:r>
+      <w:r>
+        <w:t xml:space="preserve">.</w:t>
+      </w:r>
+    </w:p>
+    <w:p>
+      <w:r>
+        <w:t xml:space="preserve">9.3. Контрольная запись: </w:t>
+      </w:r>
+      <w:r>
+        <w:t xml:space="preserve">17Ф-11156/12-888Д</w:t>
+      </w:r>
+      <w:r>
+        <w:t xml:space="preserve">.</w:t>
+      </w:r>
+    </w:p>
+    <w:p>
+      <w:r>
+        <w:t xml:space="preserve">9.4. Контрольная запись (таблица):</w:t>
+      </w:r>
+    </w:p>
     <w:tbl>
       <w:tblPr>
         <w:tblW w:w="9360" w:type="dxa"/>
@@ -490,87 +517,7 @@
           </w:tcPr>
           <w:p>
             <w:r>
-              <w:rPr>
-                <w:b/>
-              </w:rPr>
-              <w:t xml:space="preserve">Поставщик:</w:t>
-            </w:r>
-          </w:p>
-          <w:p>
-            <w:r>
-              <w:t xml:space="preserve">Иванов Михаил Петрович</w:t>
-            </w:r>
-          </w:p>
-          <w:p>
-            <w:r>
-              <w:t xml:space="preserve">Дата рождения: </w:t>
-            </w:r>
-            <w:r>
-              <w:t xml:space="preserve">14.06.1976</w:t>
-            </w:r>
-          </w:p>
-          <w:p>
-            <w:r>
-              <w:t xml:space="preserve">Адрес регистрации: </w:t>
-            </w:r>
-            <w:r>
-              <w:t xml:space="preserve">344002, г. Ростов-на-Дону, просп. Советская, д. 30, кв. 155</w:t>
-            </w:r>
-          </w:p>
-          <w:p>
-            <w:r>
-              <w:t xml:space="preserve">Паспорт </w:t>
-            </w:r>
-            <w:r>
-              <w:t xml:space="preserve">02 17 140895</w:t>
-            </w:r>
-            <w:r>
-              <w:t xml:space="preserve">, выдан ОУФМС России по Тверской области в Заволжском р-не 21.03.2006</w:t>
-            </w:r>
-            <w:r>
-              <w:t xml:space="preserve">, код подразделения </w:t>
-            </w:r>
-            <w:r>
-              <w:t xml:space="preserve">886-610</w:t>
-            </w:r>
-          </w:p>
-          <w:p>
-            <w:r>
-              <w:t xml:space="preserve">СНИЛС </w:t>
-            </w:r>
-            <w:r>
-              <w:t xml:space="preserve">917-281-957 36</w:t>
-            </w:r>
-            <w:r>
-              <w:t xml:space="preserve"> ИНН </w:t>
-            </w:r>
-            <w:r>
-              <w:t xml:space="preserve">728334103386</w:t>
-            </w:r>
-          </w:p>
-          <w:p>
-            <w:r>
-              <w:t xml:space="preserve">Тел.: </w:t>
-            </w:r>
-            <w:r>
-              <w:t xml:space="preserve">+7 (495) 956-77-26</w:t>
-            </w:r>
-          </w:p>
-          <w:p>
-            <w:r>
-              <w:t xml:space="preserve">E-mail: </w:t>
-            </w:r>
-            <w:r>
-              <w:t xml:space="preserve">ivanov@mail.ru</w:t>
-            </w:r>
-          </w:p>
-          <w:p/>
-          <w:p>
-            <w:r>
-              <w:t xml:space="preserve">______________ </w:t>
-            </w:r>
-            <w:r>
-              <w:t xml:space="preserve">Иванов М. П.</w:t>
+              <w:t xml:space="preserve">не более 2</w:t>
             </w:r>
           </w:p>
         </w:tc>
@@ -580,6 +527,170 @@
           </w:tcPr>
           <w:p>
             <w:r>
+              <w:t xml:space="preserve">35 000 (Двухсот тридцати пяти тысяч) рублей 5 коп.</w:t>
+            </w:r>
+          </w:p>
+        </w:tc>
+      </w:tr>
+    </w:tbl>
+    <w:p/>
+    <w:p/>
+    <w:p>
+      <w:r>
+        <w:rPr>
+          <w:b/>
+        </w:rPr>
+        <w:t xml:space="preserve">11. УСЛОВИЯ, ОФОРМЛЕННЫЕ СРЕДСТВАМИ РЕДАКТОРА</w:t>
+      </w:r>
+    </w:p>
+    <w:p>
+      <w:r>
+        <w:t xml:space="preserve">11.1. Прежняя редакция пункта: </w:t>
+      </w:r>
+      <w:del w:id="1" w:author="Юрист" w:date="2024-01-01T00:00:00Z">
+        <w:r>
+          <w:delText xml:space="preserve">1 234 567 (Один миллион двести тридцать четыре тысячи пятьсот шестьдесят семь) рублей 13 копеек</w:delText>
+        </w:r>
+      </w:del>
+      <w:r>
+        <w:t xml:space="preserve">утратила силу.</w:t>
+      </w:r>
+    </w:p>
+    <w:p>
+      <w:r>
+        <w:t xml:space="preserve">11.2. Ответственный (умный тег): </w:t>
+      </w:r>
+      <w:smartTag w:uri="urn:schemas-microsoft-com:office:smarttags" w:element="PersonName">
+        <w:r>
+          <w:t xml:space="preserve">Богданов Пётр Андреевич</w:t>
+        </w:r>
+      </w:smartTag>
+      <w:r>
+        <w:t xml:space="preserve">.</w:t>
+      </w:r>
+    </w:p>
+    <w:p>
+      <w:r>
+        <w:rPr>
+          <w:b/>
+        </w:rPr>
+        <w:t xml:space="preserve">РЕКВИЗИТЫ И ПОДПИСИ СТОРОН</w:t>
+      </w:r>
+    </w:p>
+    <w:p/>
+    <w:tbl>
+      <w:tblPr>
+        <w:tblW w:w="9360" w:type="dxa"/>
+        <w:tblBorders>
+          <w:top w:val="single" w:sz="4" w:color="auto"/>
+          <w:left w:val="single" w:sz="4" w:color="auto"/>
+          <w:bottom w:val="single" w:sz="4" w:color="auto"/>
+          <w:right w:val="single" w:sz="4" w:color="auto"/>
+          <w:insideH w:val="single" w:sz="4" w:color="auto"/>
+          <w:insideV w:val="single" w:sz="4" w:color="auto"/>
+        </w:tblBorders>
+      </w:tblPr>
+      <w:tblGrid>
+        <w:gridCol w:w="4680"/>
+        <w:gridCol w:w="4680"/>
+      </w:tblGrid>
+      <w:tr>
+        <w:tc>
+          <w:tcPr>
+            <w:tcW w:w="4680" w:type="dxa"/>
+          </w:tcPr>
+          <w:p>
+            <w:r>
+              <w:rPr>
+                <w:b/>
+              </w:rPr>
+              <w:t xml:space="preserve">Поставщик:</w:t>
+            </w:r>
+          </w:p>
+          <w:p>
+            <w:r>
+              <w:t xml:space="preserve">Иванов Михаил Петрович</w:t>
+            </w:r>
+          </w:p>
+          <w:p>
+            <w:r>
+              <w:t xml:space="preserve">Дата рождения: </w:t>
+            </w:r>
+            <w:r>
+              <w:t xml:space="preserve">14.06.1976</w:t>
+            </w:r>
+          </w:p>
+          <w:p>
+            <w:r>
+              <w:t xml:space="preserve">Адрес регистрации: </w:t>
+            </w:r>
+            <w:r>
+              <w:t xml:space="preserve">620014, г. Екатеринбург, проезд Баумана, д. 16, кв. 153</w:t>
+            </w:r>
+          </w:p>
+          <w:p>
+            <w:r>
+              <w:t xml:space="preserve">Паспорт </w:t>
+            </w:r>
+            <w:r>
+              <w:t xml:space="preserve">02 17 140895</w:t>
+            </w:r>
+            <w:r>
+              <w:t xml:space="preserve">, выдан ОУФМС России по Тверской области в Заволжском р-не 21.03.2006</w:t>
+            </w:r>
+            <w:r>
+              <w:t xml:space="preserve">, код подразделения </w:t>
+            </w:r>
+            <w:r>
+              <w:t xml:space="preserve">886-610</w:t>
+            </w:r>
+          </w:p>
+          <w:p>
+            <w:r>
+              <w:t xml:space="preserve">СНИЛС </w:t>
+            </w:r>
+            <w:r>
+              <w:t xml:space="preserve">917-281-957 36</w:t>
+            </w:r>
+            <w:r>
+              <w:t xml:space="preserve"> ИНН </w:t>
+            </w:r>
+            <w:r>
+              <w:t xml:space="preserve">728334103386</w:t>
+            </w:r>
+          </w:p>
+          <w:p>
+            <w:r>
+              <w:t xml:space="preserve">Тел.: </w:t>
+            </w:r>
+            <w:r>
+              <w:t xml:space="preserve">+7 (495) 242-67-81</w:t>
+            </w:r>
+          </w:p>
+          <w:p>
+            <w:r>
+              <w:t xml:space="preserve">E-mail: </w:t>
+            </w:r>
+            <w:r>
+              <w:t xml:space="preserve">ivanov@gmail.com</w:t>
+            </w:r>
+          </w:p>
+          <w:p/>
+          <w:p>
+            <w:r>
+              <w:t xml:space="preserve">______________ </w:t>
+            </w:r>
+            <w:r>
+              <w:t xml:space="preserve">Иванов М. П.</w:t>
+            </w:r>
+          </w:p>
+        </w:tc>
+        <w:tc>
+          <w:tcPr>
+            <w:tcW w:w="4680" w:type="dxa"/>
+          </w:tcPr>
+          <w:p>
+            <w:r>
               <w:rPr>
                 <w:b/>
               </w:rPr>
@@ -604,7 +715,7 @@
               <w:t xml:space="preserve">Адрес регистрации: </w:t>
             </w:r>
             <w:r>
-              <w:t xml:space="preserve">143400, г. Красногорск, проезд Профсоюзная, д. 12, кв. 57</w:t>
+              <w:t xml:space="preserve">101000, г. Москва, пер. Тверская, д. 43, кв. 29</w:t>
             </w:r>
           </w:p>
           <w:p>
@@ -643,7 +754,7 @@
               <w:t xml:space="preserve">Тел.: </w:t>
             </w:r>
             <w:r>
-              <w:t xml:space="preserve">+7 (499) 747-94-14</w:t>
+              <w:t xml:space="preserve">+7 (846) 752-12-24</w:t>
             </w:r>
           </w:p>
           <w:p>
@@ -651,7 +762,7 @@
               <w:t xml:space="preserve">E-mail: </w:t>
             </w:r>
             <w:r>
-              <w:t xml:space="preserve">petrova@bk.ru</w:t>
+              <w:t xml:space="preserve">petrova@romashka.ru</w:t>
             </w:r>
           </w:p>
           <w:p/>

--- a/tests/corpus_v2/docs/cx_supply_0010.docx
+++ b/tests/corpus_v2/docs/cx_supply_0010.docx
@@ -483,7 +483,13 @@
         <w:t xml:space="preserve">9.3. Контрольная запись: </w:t>
       </w:r>
       <w:r>
-        <w:t xml:space="preserve">17Ф-11156/12-888Д</w:t>
+        <w:rPr>
+          <w:b/>
+        </w:rPr>
+        <w:t xml:space="preserve">17Ф-11</w:t>
+      </w:r>
+      <w:r>
+        <w:t xml:space="preserve">156/12-888Д</w:t>
       </w:r>
       <w:r>
         <w:t xml:space="preserve">.</w:t>

--- a/tests/corpus_v2/docs/cx_supply_0010.docx
+++ b/tests/corpus_v2/docs/cx_supply_0010.docx
@@ -27,13 +27,13 @@
         <w:rPr>
           <w:b/>
         </w:rPr>
-        <w:t xml:space="preserve">9/2023-Д</w:t>
-      </w:r>
-    </w:p>
-    <w:p/>
-    <w:p>
-      <w:r>
-        <w:t xml:space="preserve">г. Сергиев Посад</w:t>
+        <w:t xml:space="preserve">09Ф-17076/11-501Д</w:t>
+      </w:r>
+    </w:p>
+    <w:p/>
+    <w:p>
+      <w:r>
+        <w:t xml:space="preserve">г. Москва</w:t>
       </w:r>
       <w:r>
         <w:t xml:space="preserve">     </w:t>
@@ -117,7 +117,7 @@
         <w:t xml:space="preserve">, с другой стороны, совместно именуемые «Стороны», заключили настоящий Договор № </w:t>
       </w:r>
       <w:r>
-        <w:t xml:space="preserve">8/2024-П</w:t>
+        <w:t xml:space="preserve">69526/558-сс</w:t>
       </w:r>
       <w:r>
         <w:t xml:space="preserve"> (далее — Договор) о нижеследующем:</w:t>
@@ -156,7 +156,7 @@
         <w:t xml:space="preserve">Поставка осуществляется партиями на основании заявок Покупателя; срок отгрузки партии — </w:t>
       </w:r>
       <w:r>
-        <w:t xml:space="preserve">не позднее 27.08.2025</w:t>
+        <w:t xml:space="preserve">не позднее 18.01.2026</w:t>
       </w:r>
       <w:r>
         <w:t xml:space="preserve">.</w:t>
@@ -192,7 +192,7 @@
         <w:t xml:space="preserve">2.1. Общая цена Договора: </w:t>
       </w:r>
       <w:r>
-        <w:t xml:space="preserve">не более 99 500 000,7 (Девяноста девяти миллионов пятисот тысяч) рублей</w:t>
+        <w:t xml:space="preserve">не более 8 560 000,4 (Восьми миллионов пятисот шестидесяти тысяч) рублей</w:t>
       </w:r>
       <w:r>
         <w:t xml:space="preserve">, НДС не облагается, т.к. применяется УСН</w:t>
@@ -217,7 +217,7 @@
         <w:t xml:space="preserve">2.3. Срок оплаты — </w:t>
       </w:r>
       <w:r>
-        <w:t xml:space="preserve">в течение 45 (Сорока пяти) рабочих дней с момента заключения контракта</w:t>
+        <w:t xml:space="preserve">в течение 3 (Трёх) рабочих дней с момента заключения контракта</w:t>
       </w:r>
       <w:r>
         <w:t xml:space="preserve">.</w:t>
@@ -237,7 +237,7 @@
         <w:t xml:space="preserve">, артикул </w:t>
       </w:r>
       <w:r>
-        <w:t xml:space="preserve">RM-5934-14</w:t>
+        <w:t xml:space="preserve">RM-6325-98</w:t>
       </w:r>
       <w:r>
         <w:t xml:space="preserve">, код </w:t>
@@ -297,7 +297,7 @@
         <w:t xml:space="preserve">. Цена — </w:t>
       </w:r>
       <w:r>
-        <w:t xml:space="preserve">7310000 рублей</w:t>
+        <w:t xml:space="preserve">592000 рублей</w:t>
       </w:r>
       <w:r>
         <w:t xml:space="preserve">, в том числе НДС</w:t>
@@ -320,7 +320,7 @@
         <w:t xml:space="preserve">3.1. Место исполнения обязательств: </w:t>
       </w:r>
       <w:r>
-        <w:t xml:space="preserve">143400, г. Красногорск, проезд Профсоюзная, д. 6, кв. 143</w:t>
+        <w:t xml:space="preserve">141300, г. Сергиев Посад, наб. Тверская, д. 61, кв. 54</w:t>
       </w:r>
       <w:r>
         <w:t xml:space="preserve">.</w:t>
@@ -337,7 +337,7 @@
         <w:t xml:space="preserve"> по телефону </w:t>
       </w:r>
       <w:r>
-        <w:t xml:space="preserve">+7 (846) 581-36-98</w:t>
+        <w:t xml:space="preserve">+7 (846) 755-88-75</w:t>
       </w:r>
       <w:r>
         <w:t xml:space="preserve">.</w:t>
@@ -348,7 +348,7 @@
         <w:t xml:space="preserve">3.3. Срок исполнения обязательств — </w:t>
       </w:r>
       <w:r>
-        <w:t xml:space="preserve">в течение 60 календарных дней со дня предъявления требования</w:t>
+        <w:t xml:space="preserve">в течение 3 календарных дней со дня предъявления требования</w:t>
       </w:r>
       <w:r>
         <w:t xml:space="preserve">.</w:t>
@@ -379,7 +379,7 @@
         <w:t xml:space="preserve">Размер неустойки за нарушение сроков оплаты: </w:t>
       </w:r>
       <w:r>
-        <w:t xml:space="preserve">5 (пять) процентов за каждый день просрочки</w:t>
+        <w:t xml:space="preserve">10 (десять) процентов за каждый день просрочки</w:t>
       </w:r>
       <w:r>
         <w:t xml:space="preserve">. Предельный размер ответственности: </w:t>
@@ -391,7 +391,7 @@
         <w:t xml:space="preserve">, но не более </w:t>
       </w:r>
       <w:r>
-        <w:t xml:space="preserve">10 (десять) процентов от цены Договора</w:t>
+        <w:t xml:space="preserve">15 (пятнадцать) процентов от цены Договора</w:t>
       </w:r>
       <w:r>
         <w:t xml:space="preserve">.</w:t>
@@ -413,7 +413,7 @@
         <w:t xml:space="preserve">Сторона, для которой создалась невозможность исполнения, обязана уведомить другую Сторону. Срок уведомления — </w:t>
       </w:r>
       <w:r>
-        <w:t xml:space="preserve">не позднее 13.09.2026</w:t>
+        <w:t xml:space="preserve">не позднее 28.09.2026</w:t>
       </w:r>
       <w:r>
         <w:t xml:space="preserve">.</w:t>
@@ -486,10 +486,10 @@
         <w:rPr>
           <w:b/>
         </w:rPr>
-        <w:t xml:space="preserve">17Ф-11</w:t>
-      </w:r>
-      <w:r>
-        <w:t xml:space="preserve">156/12-888Д</w:t>
+        <w:t xml:space="preserve">3/1</w:t>
+      </w:r>
+      <w:r>
+        <w:t xml:space="preserve">2</w:t>
       </w:r>
       <w:r>
         <w:t xml:space="preserve">.</w:t>
@@ -523,7 +523,7 @@
           </w:tcPr>
           <w:p>
             <w:r>
-              <w:t xml:space="preserve">не более 2</w:t>
+              <w:t xml:space="preserve">не более 80 7</w:t>
             </w:r>
           </w:p>
         </w:tc>
@@ -533,7 +533,7 @@
           </w:tcPr>
           <w:p>
             <w:r>
-              <w:t xml:space="preserve">35 000 (Двухсот тридцати пяти тысяч) рублей 5 коп.</w:t>
+              <w:t xml:space="preserve">00 000 (Восьмидесяти миллионов семисот тысяч) рублей 5 коп.</w:t>
             </w:r>
           </w:p>
         </w:tc>
@@ -568,7 +568,7 @@
       </w:r>
       <w:smartTag w:uri="urn:schemas-microsoft-com:office:smarttags" w:element="PersonName">
         <w:r>
-          <w:t xml:space="preserve">Богданов Пётр Андреевич</w:t>
+          <w:t xml:space="preserve">Лебедев Егор Алексеевич</w:t>
         </w:r>
       </w:smartTag>
       <w:r>
@@ -631,7 +631,7 @@
               <w:t xml:space="preserve">Адрес регистрации: </w:t>
             </w:r>
             <w:r>
-              <w:t xml:space="preserve">620014, г. Екатеринбург, проезд Баумана, д. 16, кв. 153</w:t>
+              <w:t xml:space="preserve">614000, г. Пермь, ш. Советская, д. 12, кв. 110</w:t>
             </w:r>
           </w:p>
           <w:p>
@@ -670,7 +670,7 @@
               <w:t xml:space="preserve">Тел.: </w:t>
             </w:r>
             <w:r>
-              <w:t xml:space="preserve">+7 (495) 242-67-81</w:t>
+              <w:t xml:space="preserve">+7 (843) 164-25-86</w:t>
             </w:r>
           </w:p>
           <w:p>
@@ -678,7 +678,7 @@
               <w:t xml:space="preserve">E-mail: </w:t>
             </w:r>
             <w:r>
-              <w:t xml:space="preserve">ivanov@gmail.com</w:t>
+              <w:t xml:space="preserve">ivanov@mail.ru</w:t>
             </w:r>
           </w:p>
           <w:p/>
@@ -721,7 +721,7 @@
               <w:t xml:space="preserve">Адрес регистрации: </w:t>
             </w:r>
             <w:r>
-              <w:t xml:space="preserve">101000, г. Москва, пер. Тверская, д. 43, кв. 29</w:t>
+              <w:t xml:space="preserve">170100, г. Тверь, проезд Космонавтов, д. 72, кв. 59</w:t>
             </w:r>
           </w:p>
           <w:p>
@@ -760,7 +760,7 @@
               <w:t xml:space="preserve">Тел.: </w:t>
             </w:r>
             <w:r>
-              <w:t xml:space="preserve">+7 (846) 752-12-24</w:t>
+              <w:t xml:space="preserve">+7 (495) 663-55-52</w:t>
             </w:r>
           </w:p>
           <w:p>
@@ -768,7 +768,7 @@
               <w:t xml:space="preserve">E-mail: </w:t>
             </w:r>
             <w:r>
-              <w:t xml:space="preserve">petrova@romashka.ru</w:t>
+              <w:t xml:space="preserve">petrova@mail.ru</w:t>
             </w:r>
           </w:p>
           <w:p/>

--- a/tests/corpus_v2/docs/cx_supply_0010.docx
+++ b/tests/corpus_v2/docs/cx_supply_0010.docx
@@ -27,19 +27,19 @@
         <w:rPr>
           <w:b/>
         </w:rPr>
-        <w:t xml:space="preserve">09Ф-17076/11-501Д</w:t>
-      </w:r>
-    </w:p>
-    <w:p/>
-    <w:p>
-      <w:r>
-        <w:t xml:space="preserve">г. Москва</w:t>
+        <w:t xml:space="preserve">34Ф-41972/18-067Д</w:t>
+      </w:r>
+    </w:p>
+    <w:p/>
+    <w:p>
+      <w:r>
+        <w:t xml:space="preserve">г. Тверь</w:t>
       </w:r>
       <w:r>
         <w:t xml:space="preserve">     </w:t>
       </w:r>
       <w:r>
-        <w:t xml:space="preserve">02.08.2023 г.</w:t>
+        <w:t xml:space="preserve">18.01.2024 г.</w:t>
       </w:r>
     </w:p>
     <w:p/>
@@ -54,7 +54,7 @@
         <w:t xml:space="preserve">паспорт </w:t>
       </w:r>
       <w:r>
-        <w:t xml:space="preserve">02 17 140895</w:t>
+        <w:t xml:space="preserve">62 06 527402</w:t>
       </w:r>
       <w:r>
         <w:t xml:space="preserve">, выдан </w:t>
@@ -90,25 +90,25 @@
         <w:t xml:space="preserve">паспорт </w:t>
       </w:r>
       <w:r>
-        <w:t xml:space="preserve">68 12 285984</w:t>
+        <w:t xml:space="preserve">41 07 713104</w:t>
       </w:r>
       <w:r>
         <w:t xml:space="preserve">, выдан </w:t>
       </w:r>
       <w:r>
-        <w:t xml:space="preserve">ОВД «Тропарёво» г. Москвы</w:t>
+        <w:t xml:space="preserve">ТП № 2 ОУФМС России по Московской обл.</w:t>
       </w:r>
       <w:r>
         <w:t xml:space="preserve"> </w:t>
       </w:r>
       <w:r>
-        <w:t xml:space="preserve">14.05.2012</w:t>
+        <w:t xml:space="preserve">27.09.2002</w:t>
       </w:r>
       <w:r>
         <w:t xml:space="preserve">, код подразделения </w:t>
       </w:r>
       <w:r>
-        <w:t xml:space="preserve">146-407</w:t>
+        <w:t xml:space="preserve">280-146</w:t>
       </w:r>
       <w:r>
         <w:t xml:space="preserve">, именуемая в дальнейшем «Покупатель»</w:t>
@@ -117,7 +117,7 @@
         <w:t xml:space="preserve">, с другой стороны, совместно именуемые «Стороны», заключили настоящий Договор № </w:t>
       </w:r>
       <w:r>
-        <w:t xml:space="preserve">69526/558-сс</w:t>
+        <w:t xml:space="preserve">17448/995-сс</w:t>
       </w:r>
       <w:r>
         <w:t xml:space="preserve"> (далее — Договор) о нижеследующем:</w:t>
@@ -156,7 +156,7 @@
         <w:t xml:space="preserve">Поставка осуществляется партиями на основании заявок Покупателя; срок отгрузки партии — </w:t>
       </w:r>
       <w:r>
-        <w:t xml:space="preserve">не позднее 18.01.2026</w:t>
+        <w:t xml:space="preserve">не позднее 02.08.2025</w:t>
       </w:r>
       <w:r>
         <w:t xml:space="preserve">.</w:t>
@@ -192,7 +192,7 @@
         <w:t xml:space="preserve">2.1. Общая цена Договора: </w:t>
       </w:r>
       <w:r>
-        <w:t xml:space="preserve">не более 8 560 000,4 (Восьми миллионов пятисот шестидесяти тысяч) рублей</w:t>
+        <w:t xml:space="preserve">не более 8 450 000,8 (Восьми миллионов четырёхсот пятидесяти тысяч) рублей</w:t>
       </w:r>
       <w:r>
         <w:t xml:space="preserve">, НДС не облагается, т.к. применяется УСН</w:t>
@@ -217,7 +217,7 @@
         <w:t xml:space="preserve">2.3. Срок оплаты — </w:t>
       </w:r>
       <w:r>
-        <w:t xml:space="preserve">в течение 3 (Трёх) рабочих дней с момента заключения контракта</w:t>
+        <w:t xml:space="preserve">в течение 60 (Шестидесяти) рабочих дней с момента заключения контракта</w:t>
       </w:r>
       <w:r>
         <w:t xml:space="preserve">.</w:t>
@@ -237,7 +237,7 @@
         <w:t xml:space="preserve">, артикул </w:t>
       </w:r>
       <w:r>
-        <w:t xml:space="preserve">RM-6325-98</w:t>
+        <w:t xml:space="preserve">RM-1859-78</w:t>
       </w:r>
       <w:r>
         <w:t xml:space="preserve">, код </w:t>
@@ -294,10 +294,16 @@
         <w:t xml:space="preserve">МКАС при ТПП РФ</w:t>
       </w:r>
       <w:r>
+        <w:t xml:space="preserve">. Товар отгружается с сопроводительным документом паспорт качества № </w:t>
+      </w:r>
+      <w:r>
+        <w:t xml:space="preserve">57 16 692353</w:t>
+      </w:r>
+      <w:r>
         <w:t xml:space="preserve">. Цена — </w:t>
       </w:r>
       <w:r>
-        <w:t xml:space="preserve">592000 рублей</w:t>
+        <w:t xml:space="preserve">318000 рублей</w:t>
       </w:r>
       <w:r>
         <w:t xml:space="preserve">, в том числе НДС</w:t>
@@ -320,7 +326,7 @@
         <w:t xml:space="preserve">3.1. Место исполнения обязательств: </w:t>
       </w:r>
       <w:r>
-        <w:t xml:space="preserve">141300, г. Сергиев Посад, наб. Тверская, д. 61, кв. 54</w:t>
+        <w:t xml:space="preserve">394000, г. Воронеж, проезд Садовая, д. 89, кв. 146</w:t>
       </w:r>
       <w:r>
         <w:t xml:space="preserve">.</w:t>
@@ -337,7 +343,7 @@
         <w:t xml:space="preserve"> по телефону </w:t>
       </w:r>
       <w:r>
-        <w:t xml:space="preserve">+7 (846) 755-88-75</w:t>
+        <w:t xml:space="preserve">+7 (495) 668-94-70</w:t>
       </w:r>
       <w:r>
         <w:t xml:space="preserve">.</w:t>
@@ -348,7 +354,7 @@
         <w:t xml:space="preserve">3.3. Срок исполнения обязательств — </w:t>
       </w:r>
       <w:r>
-        <w:t xml:space="preserve">в течение 3 календарных дней со дня предъявления требования</w:t>
+        <w:t xml:space="preserve">в течение 10 календарных дней со дня предъявления требования</w:t>
       </w:r>
       <w:r>
         <w:t xml:space="preserve">.</w:t>
@@ -379,7 +385,7 @@
         <w:t xml:space="preserve">Размер неустойки за нарушение сроков оплаты: </w:t>
       </w:r>
       <w:r>
-        <w:t xml:space="preserve">10 (десять) процентов за каждый день просрочки</w:t>
+        <w:t xml:space="preserve">20 (двадцать) процентов за каждый день просрочки</w:t>
       </w:r>
       <w:r>
         <w:t xml:space="preserve">. Предельный размер ответственности: </w:t>
@@ -391,7 +397,7 @@
         <w:t xml:space="preserve">, но не более </w:t>
       </w:r>
       <w:r>
-        <w:t xml:space="preserve">15 (пятнадцать) процентов от цены Договора</w:t>
+        <w:t xml:space="preserve">20 (двадцать) процентов от цены Договора</w:t>
       </w:r>
       <w:r>
         <w:t xml:space="preserve">.</w:t>
@@ -413,7 +419,7 @@
         <w:t xml:space="preserve">Сторона, для которой создалась невозможность исполнения, обязана уведомить другую Сторону. Срок уведомления — </w:t>
       </w:r>
       <w:r>
-        <w:t xml:space="preserve">не позднее 28.09.2026</w:t>
+        <w:t xml:space="preserve">не позднее 23.01.2026</w:t>
       </w:r>
       <w:r>
         <w:t xml:space="preserve">.</w:t>
@@ -427,7 +433,7 @@
         <w:t xml:space="preserve">Все споры и разногласия решаются путём переговоров. Претензионный порядок обязателен, срок ответа на претензию — </w:t>
       </w:r>
       <w:r>
-        <w:t xml:space="preserve">в течение трех дней с момента выставления счета</w:t>
+        <w:t xml:space="preserve">в течение тридцати дней с момента выставления счета</w:t>
       </w:r>
       <w:r>
         <w:t xml:space="preserve">.</w:t>
@@ -452,10 +458,10 @@
         <w:rPr>
           <w:b/>
         </w:rPr>
-        <w:t xml:space="preserve">1/1</w:t>
-      </w:r>
-      <w:r>
-        <w:t xml:space="preserve">30 ключевой ставки ЦБ РФ годовых</w:t>
+        <w:t xml:space="preserve">2</w:t>
+      </w:r>
+      <w:r>
+        <w:t xml:space="preserve">0 (двадцать) процентов от цены Договора</w:t>
       </w:r>
       <w:r>
         <w:t xml:space="preserve">.</w:t>
@@ -469,10 +475,10 @@
         <w:rPr>
           <w:b/>
         </w:rPr>
-        <w:t xml:space="preserve">в течение 3</w:t>
-      </w:r>
-      <w:r>
-        <w:t xml:space="preserve">6 месяцев со дня предъявления требования</w:t>
+        <w:t xml:space="preserve">не позднее 27.12.20</w:t>
+      </w:r>
+      <w:r>
+        <w:t xml:space="preserve">25</w:t>
       </w:r>
       <w:r>
         <w:t xml:space="preserve">.</w:t>
@@ -486,7 +492,7 @@
         <w:rPr>
           <w:b/>
         </w:rPr>
-        <w:t xml:space="preserve">3/1</w:t>
+        <w:t xml:space="preserve">2/1</w:t>
       </w:r>
       <w:r>
         <w:t xml:space="preserve">2</w:t>
@@ -523,7 +529,7 @@
           </w:tcPr>
           <w:p>
             <w:r>
-              <w:t xml:space="preserve">не более 80 7</w:t>
+              <w:t xml:space="preserve">не более 8</w:t>
             </w:r>
           </w:p>
         </w:tc>
@@ -533,7 +539,7 @@
           </w:tcPr>
           <w:p>
             <w:r>
-              <w:t xml:space="preserve">00 000 (Восьмидесяти миллионов семисот тысяч) рублей 5 коп.</w:t>
+              <w:t xml:space="preserve">97 000 (Восьмисот девяноста семи тысяч) рублей 0 коп.</w:t>
             </w:r>
           </w:p>
         </w:tc>
@@ -568,7 +574,7 @@
       </w:r>
       <w:smartTag w:uri="urn:schemas-microsoft-com:office:smarttags" w:element="PersonName">
         <w:r>
-          <w:t xml:space="preserve">Лебедев Егор Алексеевич</w:t>
+          <w:t xml:space="preserve">Богданов Пётр Андреевич</w:t>
         </w:r>
       </w:smartTag>
       <w:r>
@@ -631,7 +637,7 @@
               <w:t xml:space="preserve">Адрес регистрации: </w:t>
             </w:r>
             <w:r>
-              <w:t xml:space="preserve">614000, г. Пермь, ш. Советская, д. 12, кв. 110</w:t>
+              <w:t xml:space="preserve">620014, г. Екатеринбург, проезд Баумана, д. 16, кв. 153</w:t>
             </w:r>
           </w:p>
           <w:p>
@@ -639,7 +645,7 @@
               <w:t xml:space="preserve">Паспорт </w:t>
             </w:r>
             <w:r>
-              <w:t xml:space="preserve">02 17 140895</w:t>
+              <w:t xml:space="preserve">62 06 527402</w:t>
             </w:r>
             <w:r>
               <w:t xml:space="preserve">, выдан ОУФМС России по Тверской области в Заволжском р-не 21.03.2006</w:t>
@@ -656,13 +662,13 @@
               <w:t xml:space="preserve">СНИЛС </w:t>
             </w:r>
             <w:r>
-              <w:t xml:space="preserve">917-281-957 36</w:t>
+              <w:t xml:space="preserve">281-957-082 12</w:t>
             </w:r>
             <w:r>
               <w:t xml:space="preserve"> ИНН </w:t>
             </w:r>
             <w:r>
-              <w:t xml:space="preserve">728334103386</w:t>
+              <w:t xml:space="preserve">334103391760</w:t>
             </w:r>
           </w:p>
           <w:p>
@@ -670,7 +676,7 @@
               <w:t xml:space="preserve">Тел.: </w:t>
             </w:r>
             <w:r>
-              <w:t xml:space="preserve">+7 (843) 164-25-86</w:t>
+              <w:t xml:space="preserve">+7 (495) 242-67-81</w:t>
             </w:r>
           </w:p>
           <w:p>
@@ -678,7 +684,7 @@
               <w:t xml:space="preserve">E-mail: </w:t>
             </w:r>
             <w:r>
-              <w:t xml:space="preserve">ivanov@mail.ru</w:t>
+              <w:t xml:space="preserve">ivanov@gmail.com</w:t>
             </w:r>
           </w:p>
           <w:p/>
@@ -713,7 +719,7 @@
               <w:t xml:space="preserve">Дата рождения: </w:t>
             </w:r>
             <w:r>
-              <w:t xml:space="preserve">09.06.1972</w:t>
+              <w:t xml:space="preserve">13.04.1969</w:t>
             </w:r>
           </w:p>
           <w:p>
@@ -721,7 +727,7 @@
               <w:t xml:space="preserve">Адрес регистрации: </w:t>
             </w:r>
             <w:r>
-              <w:t xml:space="preserve">170100, г. Тверь, проезд Космонавтов, д. 72, кв. 59</w:t>
+              <w:t xml:space="preserve">101000, г. Москва, пер. Тверская, д. 43, кв. 29</w:t>
             </w:r>
           </w:p>
           <w:p>
@@ -729,16 +735,16 @@
               <w:t xml:space="preserve">Паспорт </w:t>
             </w:r>
             <w:r>
-              <w:t xml:space="preserve">68 12 285984</w:t>
-            </w:r>
-            <w:r>
-              <w:t xml:space="preserve">, выдан ОВД «Тропарёво» г. Москвы 14.05.2012</w:t>
+              <w:t xml:space="preserve">41 07 713104</w:t>
+            </w:r>
+            <w:r>
+              <w:t xml:space="preserve">, выдан ТП № 2 ОУФМС России по Московской обл. 27.09.2002</w:t>
             </w:r>
             <w:r>
               <w:t xml:space="preserve">, код подразделения </w:t>
             </w:r>
             <w:r>
-              <w:t xml:space="preserve">146-407</w:t>
+              <w:t xml:space="preserve">280-146</w:t>
             </w:r>
           </w:p>
           <w:p>
@@ -746,13 +752,13 @@
               <w:t xml:space="preserve">СНИЛС </w:t>
             </w:r>
             <w:r>
-              <w:t xml:space="preserve">764-338-418 24</w:t>
+              <w:t xml:space="preserve">433-841-885 97</w:t>
             </w:r>
             <w:r>
               <w:t xml:space="preserve"> ИНН </w:t>
             </w:r>
             <w:r>
-              <w:t xml:space="preserve">532285510347</w:t>
+              <w:t xml:space="preserve">228551037627</w:t>
             </w:r>
           </w:p>
           <w:p>
@@ -760,7 +766,7 @@
               <w:t xml:space="preserve">Тел.: </w:t>
             </w:r>
             <w:r>
-              <w:t xml:space="preserve">+7 (495) 663-55-52</w:t>
+              <w:t xml:space="preserve">+7 (846) 752-12-24</w:t>
             </w:r>
           </w:p>
           <w:p>
@@ -768,7 +774,7 @@
               <w:t xml:space="preserve">E-mail: </w:t>
             </w:r>
             <w:r>
-              <w:t xml:space="preserve">petrova@mail.ru</w:t>
+              <w:t xml:space="preserve">petrova@romashka.ru</w:t>
             </w:r>
           </w:p>
           <w:p/>

--- a/tests/corpus_v2/docs/cx_supply_0010.docx
+++ b/tests/corpus_v2/docs/cx_supply_0010.docx
@@ -300,10 +300,46 @@
         <w:t xml:space="preserve">57 16 692353</w:t>
       </w:r>
       <w:r>
+        <w:t xml:space="preserve">. К партии приложен паспорт изделия № </w:t>
+      </w:r>
+      <w:r>
+        <w:t xml:space="preserve">39 02 738503</w:t>
+      </w:r>
+      <w:r>
+        <w:t xml:space="preserve">. Оборудование поставляется с паспортом транспортного средства № </w:t>
+      </w:r>
+      <w:r>
+        <w:t xml:space="preserve">42 23 596906</w:t>
+      </w:r>
+      <w:r>
+        <w:t xml:space="preserve">. Приёмка производится согласно техническому паспорту </w:t>
+      </w:r>
+      <w:r>
+        <w:t xml:space="preserve">06 18 692691</w:t>
+      </w:r>
+      <w:r>
+        <w:t xml:space="preserve">. СНИЛС не указан, номер заказа </w:t>
+      </w:r>
+      <w:r>
+        <w:t xml:space="preserve">482-215-710 81</w:t>
+      </w:r>
+      <w:r>
+        <w:t xml:space="preserve">. Дата рождения не проставлена, документ выдан </w:t>
+      </w:r>
+      <w:r>
+        <w:t xml:space="preserve">20.09.2015</w:t>
+      </w:r>
+      <w:r>
+        <w:t xml:space="preserve">. Код подразделения, см. артикул </w:t>
+      </w:r>
+      <w:r>
+        <w:t xml:space="preserve">941-851</w:t>
+      </w:r>
+      <w:r>
         <w:t xml:space="preserve">. Цена — </w:t>
       </w:r>
       <w:r>
-        <w:t xml:space="preserve">318000 рублей</w:t>
+        <w:t xml:space="preserve">9860000 рублей</w:t>
       </w:r>
       <w:r>
         <w:t xml:space="preserve">, в том числе НДС</w:t>
@@ -326,7 +362,7 @@
         <w:t xml:space="preserve">3.1. Место исполнения обязательств: </w:t>
       </w:r>
       <w:r>
-        <w:t xml:space="preserve">394000, г. Воронеж, проезд Садовая, д. 89, кв. 146</w:t>
+        <w:t xml:space="preserve">620014, г. Екатеринбург, проезд Тверская, д. 62, кв. 11</w:t>
       </w:r>
       <w:r>
         <w:t xml:space="preserve">.</w:t>
@@ -343,7 +379,7 @@
         <w:t xml:space="preserve"> по телефону </w:t>
       </w:r>
       <w:r>
-        <w:t xml:space="preserve">+7 (495) 668-94-70</w:t>
+        <w:t xml:space="preserve">+7 (499) 336-87-11</w:t>
       </w:r>
       <w:r>
         <w:t xml:space="preserve">.</w:t>
@@ -354,7 +390,7 @@
         <w:t xml:space="preserve">3.3. Срок исполнения обязательств — </w:t>
       </w:r>
       <w:r>
-        <w:t xml:space="preserve">в течение 10 календарных дней со дня предъявления требования</w:t>
+        <w:t xml:space="preserve">в течение 60 календарных дней со дня предъявления требования</w:t>
       </w:r>
       <w:r>
         <w:t xml:space="preserve">.</w:t>
@@ -385,7 +421,7 @@
         <w:t xml:space="preserve">Размер неустойки за нарушение сроков оплаты: </w:t>
       </w:r>
       <w:r>
-        <w:t xml:space="preserve">20 (двадцать) процентов за каждый день просрочки</w:t>
+        <w:t xml:space="preserve">7 (семь) процентов за каждый день просрочки</w:t>
       </w:r>
       <w:r>
         <w:t xml:space="preserve">. Предельный размер ответственности: </w:t>
@@ -397,7 +433,7 @@
         <w:t xml:space="preserve">, но не более </w:t>
       </w:r>
       <w:r>
-        <w:t xml:space="preserve">20 (двадцать) процентов от цены Договора</w:t>
+        <w:t xml:space="preserve">5 (пять) процентов от цены Договора</w:t>
       </w:r>
       <w:r>
         <w:t xml:space="preserve">.</w:t>
@@ -419,7 +455,7 @@
         <w:t xml:space="preserve">Сторона, для которой создалась невозможность исполнения, обязана уведомить другую Сторону. Срок уведомления — </w:t>
       </w:r>
       <w:r>
-        <w:t xml:space="preserve">не позднее 23.01.2026</w:t>
+        <w:t xml:space="preserve">не позднее 25.12.2025</w:t>
       </w:r>
       <w:r>
         <w:t xml:space="preserve">.</w:t>
@@ -433,7 +469,7 @@
         <w:t xml:space="preserve">Все споры и разногласия решаются путём переговоров. Претензионный порядок обязателен, срок ответа на претензию — </w:t>
       </w:r>
       <w:r>
-        <w:t xml:space="preserve">в течение тридцати дней с момента выставления счета</w:t>
+        <w:t xml:space="preserve">в течение десяти дней с момента выставления счета</w:t>
       </w:r>
       <w:r>
         <w:t xml:space="preserve">.</w:t>
@@ -458,10 +494,10 @@
         <w:rPr>
           <w:b/>
         </w:rPr>
-        <w:t xml:space="preserve">2</w:t>
-      </w:r>
-      <w:r>
-        <w:t xml:space="preserve">0 (двадцать) процентов от цены Договора</w:t>
+        <w:t xml:space="preserve">1/1</w:t>
+      </w:r>
+      <w:r>
+        <w:t xml:space="preserve">30 ключевой ставки ЦБ РФ годовых</w:t>
       </w:r>
       <w:r>
         <w:t xml:space="preserve">.</w:t>
@@ -475,10 +511,10 @@
         <w:rPr>
           <w:b/>
         </w:rPr>
-        <w:t xml:space="preserve">не позднее 27.12.20</w:t>
-      </w:r>
-      <w:r>
-        <w:t xml:space="preserve">25</w:t>
+        <w:t xml:space="preserve">в течение 3</w:t>
+      </w:r>
+      <w:r>
+        <w:t xml:space="preserve">0 (Тридцати) банковских дней с момента выставления счета</w:t>
       </w:r>
       <w:r>
         <w:t xml:space="preserve">.</w:t>
@@ -495,7 +531,7 @@
         <w:t xml:space="preserve">2/1</w:t>
       </w:r>
       <w:r>
-        <w:t xml:space="preserve">2</w:t>
+        <w:t xml:space="preserve">3</w:t>
       </w:r>
       <w:r>
         <w:t xml:space="preserve">.</w:t>
@@ -529,7 +565,7 @@
           </w:tcPr>
           <w:p>
             <w:r>
-              <w:t xml:space="preserve">не более 8</w:t>
+              <w:t xml:space="preserve">не более 6</w:t>
             </w:r>
           </w:p>
         </w:tc>
@@ -539,7 +575,7 @@
           </w:tcPr>
           <w:p>
             <w:r>
-              <w:t xml:space="preserve">97 000 (Восьмисот девяноста семи тысяч) рублей 0 коп.</w:t>
+              <w:t xml:space="preserve">21 000 (Шестисот двадцати одной тысячи) рублей 0 коп.</w:t>
             </w:r>
           </w:p>
         </w:tc>
@@ -574,7 +610,7 @@
       </w:r>
       <w:smartTag w:uri="urn:schemas-microsoft-com:office:smarttags" w:element="PersonName">
         <w:r>
-          <w:t xml:space="preserve">Богданов Пётр Андреевич</w:t>
+          <w:t xml:space="preserve">Титова Ольга Ивановна</w:t>
         </w:r>
       </w:smartTag>
       <w:r>
@@ -637,7 +673,7 @@
               <w:t xml:space="preserve">Адрес регистрации: </w:t>
             </w:r>
             <w:r>
-              <w:t xml:space="preserve">620014, г. Екатеринбург, проезд Баумана, д. 16, кв. 153</w:t>
+              <w:t xml:space="preserve">603000, г. Нижний Новгород, пер. Заречная, д. 15, кв. 162</w:t>
             </w:r>
           </w:p>
           <w:p>
@@ -676,7 +712,7 @@
               <w:t xml:space="preserve">Тел.: </w:t>
             </w:r>
             <w:r>
-              <w:t xml:space="preserve">+7 (495) 242-67-81</w:t>
+              <w:t xml:space="preserve">+7 (846) 921-12-24</w:t>
             </w:r>
           </w:p>
           <w:p>
@@ -684,7 +720,7 @@
               <w:t xml:space="preserve">E-mail: </w:t>
             </w:r>
             <w:r>
-              <w:t xml:space="preserve">ivanov@gmail.com</w:t>
+              <w:t xml:space="preserve">ivanov@romashka.ru</w:t>
             </w:r>
           </w:p>
           <w:p/>
@@ -727,7 +763,7 @@
               <w:t xml:space="preserve">Адрес регистрации: </w:t>
             </w:r>
             <w:r>
-              <w:t xml:space="preserve">101000, г. Москва, пер. Тверская, д. 43, кв. 29</w:t>
+              <w:t xml:space="preserve">141400, г. Химки, наб. Кирова, д. 66, кв. 169</w:t>
             </w:r>
           </w:p>
           <w:p>
@@ -766,7 +802,7 @@
               <w:t xml:space="preserve">Тел.: </w:t>
             </w:r>
             <w:r>
-              <w:t xml:space="preserve">+7 (846) 752-12-24</w:t>
+              <w:t xml:space="preserve">+7 (812) 122-14-23</w:t>
             </w:r>
           </w:p>
           <w:p>
@@ -774,7 +810,7 @@
               <w:t xml:space="preserve">E-mail: </w:t>
             </w:r>
             <w:r>
-              <w:t xml:space="preserve">petrova@romashka.ru</w:t>
+              <w:t xml:space="preserve">petrova@yandex.ru</w:t>
             </w:r>
           </w:p>
           <w:p/>

--- a/tests/corpus_v2/docs/cx_supply_0010.docx
+++ b/tests/corpus_v2/docs/cx_supply_0010.docx
@@ -348,198 +348,118 @@
         <w:t xml:space="preserve">.</w:t>
       </w:r>
     </w:p>
-    <w:p/>
-    <w:p>
-      <w:r>
-        <w:rPr>
-          <w:b/>
-        </w:rPr>
-        <w:t xml:space="preserve">3. МЕСТО И СРОКИ ИСПОЛНЕНИЯ</w:t>
-      </w:r>
-    </w:p>
-    <w:p>
-      <w:r>
-        <w:t xml:space="preserve">3.1. Место исполнения обязательств: </w:t>
-      </w:r>
-      <w:r>
-        <w:t xml:space="preserve">620014, г. Екатеринбург, проезд Тверская, д. 62, кв. 11</w:t>
-      </w:r>
-      <w:r>
-        <w:t xml:space="preserve">.</w:t>
-      </w:r>
-    </w:p>
-    <w:p>
-      <w:r>
-        <w:t xml:space="preserve">3.2. Уведомления направляются </w:t>
-      </w:r>
-      <w:r>
-        <w:t xml:space="preserve">Петровой Светлане Владимировне</w:t>
-      </w:r>
-      <w:r>
-        <w:t xml:space="preserve"> по телефону </w:t>
-      </w:r>
-      <w:r>
-        <w:t xml:space="preserve">+7 (499) 336-87-11</w:t>
-      </w:r>
-      <w:r>
-        <w:t xml:space="preserve">.</w:t>
-      </w:r>
-    </w:p>
-    <w:p>
-      <w:r>
-        <w:t xml:space="preserve">3.3. Срок исполнения обязательств — </w:t>
-      </w:r>
-      <w:r>
-        <w:t xml:space="preserve">в течение 60 календарных дней со дня предъявления требования</w:t>
-      </w:r>
-      <w:r>
-        <w:t xml:space="preserve">.</w:t>
-      </w:r>
-    </w:p>
-    <w:p/>
-    <w:p>
-      <w:r>
-        <w:rPr>
-          <w:b/>
-        </w:rPr>
-        <w:t xml:space="preserve">4. ПРОЧИЕ УСЛОВИЯ</w:t>
-      </w:r>
-    </w:p>
-    <w:p>
-      <w:r>
-        <w:t xml:space="preserve">4.1. </w:t>
-      </w:r>
-      <w:r>
-        <w:t xml:space="preserve">Стороны несут ответственность за неисполнение или ненадлежащее исполнение обязательств в соответствии с законодательством Российской Федерации.</w:t>
-      </w:r>
-    </w:p>
-    <w:p>
-      <w:r>
-        <w:t xml:space="preserve">4.2. </w:t>
-      </w:r>
-      <w:r>
-        <w:t xml:space="preserve">Размер неустойки за нарушение сроков оплаты: </w:t>
-      </w:r>
-      <w:r>
-        <w:t xml:space="preserve">7 (семь) процентов за каждый день просрочки</w:t>
-      </w:r>
-      <w:r>
-        <w:t xml:space="preserve">. Предельный размер ответственности: </w:t>
-      </w:r>
-      <w:r>
-        <w:t xml:space="preserve">1/130 ключевой ставки ЦБ РФ от общей суммы счета</w:t>
-      </w:r>
-      <w:r>
-        <w:t xml:space="preserve">, но не более </w:t>
-      </w:r>
-      <w:r>
-        <w:t xml:space="preserve">5 (пять) процентов от цены Договора</w:t>
-      </w:r>
-      <w:r>
-        <w:t xml:space="preserve">.</w:t>
-      </w:r>
-    </w:p>
-    <w:p>
-      <w:r>
-        <w:t xml:space="preserve">4.3. </w:t>
-      </w:r>
-      <w:r>
-        <w:t xml:space="preserve">Стороны освобождаются от ответственности при наступлении обстоятельств непреодолимой силы, если они прямо повлияли на исполнение обязательств.</w:t>
-      </w:r>
-    </w:p>
-    <w:p>
-      <w:r>
-        <w:t xml:space="preserve">4.4. </w:t>
-      </w:r>
-      <w:r>
-        <w:t xml:space="preserve">Сторона, для которой создалась невозможность исполнения, обязана уведомить другую Сторону. Срок уведомления — </w:t>
-      </w:r>
-      <w:r>
-        <w:t xml:space="preserve">не позднее 25.12.2025</w:t>
-      </w:r>
-      <w:r>
-        <w:t xml:space="preserve">.</w:t>
-      </w:r>
-    </w:p>
-    <w:p>
-      <w:r>
-        <w:t xml:space="preserve">4.5. </w:t>
-      </w:r>
-      <w:r>
-        <w:t xml:space="preserve">Все споры и разногласия решаются путём переговоров. Претензионный порядок обязателен, срок ответа на претензию — </w:t>
-      </w:r>
-      <w:r>
-        <w:t xml:space="preserve">в течение десяти дней с момента выставления счета</w:t>
-      </w:r>
-      <w:r>
-        <w:t xml:space="preserve">.</w:t>
-      </w:r>
-    </w:p>
-    <w:p/>
-    <w:p/>
-    <w:p/>
-    <w:p>
-      <w:r>
-        <w:rPr>
-          <w:b/>
-        </w:rPr>
-        <w:t xml:space="preserve">9. КОНТРОЛЬНЫЕ ВЕЛИЧИНЫ</w:t>
-      </w:r>
-    </w:p>
-    <w:p>
-      <w:r>
-        <w:t xml:space="preserve">9.1. Контрольная запись: </w:t>
-      </w:r>
-      <w:r>
-        <w:rPr>
-          <w:b/>
-        </w:rPr>
-        <w:t xml:space="preserve">1/1</w:t>
-      </w:r>
-      <w:r>
-        <w:t xml:space="preserve">30 ключевой ставки ЦБ РФ годовых</w:t>
-      </w:r>
-      <w:r>
-        <w:t xml:space="preserve">.</w:t>
-      </w:r>
-    </w:p>
-    <w:p>
-      <w:r>
-        <w:t xml:space="preserve">9.2. Контрольная запись: </w:t>
-      </w:r>
-      <w:r>
-        <w:rPr>
-          <w:b/>
-        </w:rPr>
-        <w:t xml:space="preserve">в течение 3</w:t>
-      </w:r>
-      <w:r>
-        <w:t xml:space="preserve">0 (Тридцати) банковских дней с момента выставления счета</w:t>
-      </w:r>
-      <w:r>
-        <w:t xml:space="preserve">.</w:t>
-      </w:r>
-    </w:p>
-    <w:p>
-      <w:r>
-        <w:t xml:space="preserve">9.3. Контрольная запись: </w:t>
-      </w:r>
-      <w:r>
-        <w:rPr>
-          <w:b/>
-        </w:rPr>
-        <w:t xml:space="preserve">2/1</w:t>
-      </w:r>
-      <w:r>
-        <w:t xml:space="preserve">3</w:t>
-      </w:r>
-      <w:r>
-        <w:t xml:space="preserve">.</w:t>
-      </w:r>
-    </w:p>
-    <w:p>
-      <w:r>
-        <w:t xml:space="preserve">9.4. Контрольная запись (таблица):</w:t>
+    <w:p>
+      <w:r>
+        <w:t xml:space="preserve">2.5. </w:t>
+      </w:r>
+      <w:r>
+        <w:t xml:space="preserve">Товар маркирован штрихкодом </w:t>
+      </w:r>
+      <w:r>
+        <w:t xml:space="preserve">4607542857217</w:t>
+      </w:r>
+      <w:r>
+        <w:t xml:space="preserve">. Код контрагента по ОКПО — </w:t>
+      </w:r>
+      <w:r>
+        <w:t xml:space="preserve">3645096776</w:t>
+      </w:r>
+      <w:r>
+        <w:t xml:space="preserve">. Оборудование учтено под инвентарным номером </w:t>
+      </w:r>
+      <w:r>
+        <w:t xml:space="preserve">043648404</w:t>
+      </w:r>
+      <w:r>
+        <w:t xml:space="preserve">, складской позиции присвоен номер </w:t>
+      </w:r>
+      <w:r>
+        <w:t xml:space="preserve">248372082</w:t>
+      </w:r>
+      <w:r>
+        <w:t xml:space="preserve">.</w:t>
+      </w:r>
+    </w:p>
+    <w:p>
+      <w:r>
+        <w:t xml:space="preserve">2.6. </w:t>
+      </w:r>
+      <w:r>
+        <w:t xml:space="preserve">Оплата по счёту-фактуре на КБК </w:t>
+      </w:r>
+      <w:r>
+        <w:t xml:space="preserve">18210101011011000187</w:t>
+      </w:r>
+      <w:r>
+        <w:t xml:space="preserve">. ИНН не присвоен, регистрационный № </w:t>
+      </w:r>
+      <w:r>
+        <w:t xml:space="preserve">0560179876</w:t>
+      </w:r>
+      <w:r>
+        <w:t xml:space="preserve">. ИНН не присвоен, платёжный документ № </w:t>
+      </w:r>
+      <w:r>
+        <w:t xml:space="preserve">780735763257</w:t>
+      </w:r>
+      <w:r>
+        <w:t xml:space="preserve">. Заказчик действует в лице </w:t>
+      </w:r>
+      <w:r>
+        <w:t xml:space="preserve">уполномоченного представителя</w:t>
+      </w:r>
+      <w:r>
+        <w:t xml:space="preserve">, назначаемого приказом.</w:t>
+      </w:r>
+    </w:p>
+    <w:p>
+      <w:r>
+        <w:t xml:space="preserve">2.7. </w:t>
+      </w:r>
+      <w:r>
+        <w:t xml:space="preserve">Массовая доля влаги в товаре — </w:t>
+      </w:r>
+      <w:r>
+        <w:t xml:space="preserve">не более 9 %</w:t>
+      </w:r>
+      <w:r>
+        <w:t xml:space="preserve">. Товар подлежит хранению </w:t>
+      </w:r>
+      <w:r>
+        <w:t xml:space="preserve">в течение 12 часов</w:t>
+      </w:r>
+      <w:r>
+        <w:t xml:space="preserve"> при температуре не выше +4 °C. Срок исковой давности по требованиям, вытекающим из Договора, составляет </w:t>
+      </w:r>
+      <w:r>
+        <w:t xml:space="preserve">в течение трёх лет</w:t>
+      </w:r>
+      <w:r>
+        <w:t xml:space="preserve">, как установлено статьёй 196 Гражданского кодекса Российской Федерации. Обработка данных ведётся согласно Федеральному закону от 27.07.2006 № 152-ФЗ </w:t>
+      </w:r>
+      <w:r>
+        <w:t xml:space="preserve">«О персональных данных»</w:t>
+      </w:r>
+      <w:r>
+        <w:t xml:space="preserve">. Товар поставляется под маркой </w:t>
+      </w:r>
+      <w:r>
+        <w:t xml:space="preserve">«Стандарт»</w:t>
+      </w:r>
+      <w:r>
+        <w:t xml:space="preserve">. Влажность определяется </w:t>
+      </w:r>
+      <w:r>
+        <w:t xml:space="preserve">по методу Кьельдаля</w:t>
+      </w:r>
+      <w:r>
+        <w:t xml:space="preserve">. Споры передаются на рассмотрение в Арбитражный суд </w:t>
+      </w:r>
+      <w:r>
+        <w:t xml:space="preserve">города Москвы</w:t>
+      </w:r>
+      <w:r>
+        <w:t xml:space="preserve">.</w:t>
       </w:r>
     </w:p>
     <w:tbl>
@@ -565,7 +485,7 @@
           </w:tcPr>
           <w:p>
             <w:r>
-              <w:t xml:space="preserve">не более 6</w:t>
+              <w:t xml:space="preserve">8</w:t>
             </w:r>
           </w:p>
         </w:tc>
@@ -575,57 +495,206 @@
           </w:tcPr>
           <w:p>
             <w:r>
-              <w:t xml:space="preserve">21 000 (Шестисот двадцати одной тысячи) рублей 0 коп.</w:t>
+              <w:t xml:space="preserve">3622819880</w:t>
             </w:r>
           </w:p>
         </w:tc>
       </w:tr>
     </w:tbl>
     <w:p/>
-    <w:p/>
-    <w:p>
-      <w:r>
-        <w:rPr>
-          <w:b/>
-        </w:rPr>
-        <w:t xml:space="preserve">11. УСЛОВИЯ, ОФОРМЛЕННЫЕ СРЕДСТВАМИ РЕДАКТОРА</w:t>
-      </w:r>
-    </w:p>
-    <w:p>
-      <w:r>
-        <w:t xml:space="preserve">11.1. Прежняя редакция пункта: </w:t>
-      </w:r>
-      <w:del w:id="1" w:author="Юрист" w:date="2024-01-01T00:00:00Z">
-        <w:r>
-          <w:delText xml:space="preserve">1 234 567 (Один миллион двести тридцать четыре тысячи пятьсот шестьдесят семь) рублей 13 копеек</w:delText>
-        </w:r>
-      </w:del>
-      <w:r>
-        <w:t xml:space="preserve">утратила силу.</w:t>
-      </w:r>
-    </w:p>
-    <w:p>
-      <w:r>
-        <w:t xml:space="preserve">11.2. Ответственный (умный тег): </w:t>
-      </w:r>
-      <w:smartTag w:uri="urn:schemas-microsoft-com:office:smarttags" w:element="PersonName">
-        <w:r>
-          <w:t xml:space="preserve">Титова Ольга Ивановна</w:t>
-        </w:r>
-      </w:smartTag>
-      <w:r>
-        <w:t xml:space="preserve">.</w:t>
-      </w:r>
-    </w:p>
-    <w:p>
-      <w:r>
-        <w:rPr>
-          <w:b/>
-        </w:rPr>
-        <w:t xml:space="preserve">РЕКВИЗИТЫ И ПОДПИСИ СТОРОН</w:t>
-      </w:r>
-    </w:p>
-    <w:p/>
+    <w:p>
+      <w:r>
+        <w:rPr>
+          <w:b/>
+        </w:rPr>
+        <w:t xml:space="preserve">3. МЕСТО И СРОКИ ИСПОЛНЕНИЯ</w:t>
+      </w:r>
+    </w:p>
+    <w:p>
+      <w:r>
+        <w:t xml:space="preserve">3.1. Место исполнения обязательств: </w:t>
+      </w:r>
+      <w:r>
+        <w:t xml:space="preserve">614000, г. Пермь, ш. Советская, д. 12, кв. 110</w:t>
+      </w:r>
+      <w:r>
+        <w:t xml:space="preserve">.</w:t>
+      </w:r>
+    </w:p>
+    <w:p>
+      <w:r>
+        <w:t xml:space="preserve">3.2. Уведомления направляются </w:t>
+      </w:r>
+      <w:r>
+        <w:t xml:space="preserve">Петровой Светлане Владимировне</w:t>
+      </w:r>
+      <w:r>
+        <w:t xml:space="preserve"> по телефону </w:t>
+      </w:r>
+      <w:r>
+        <w:t xml:space="preserve">+7 (843) 164-25-86</w:t>
+      </w:r>
+      <w:r>
+        <w:t xml:space="preserve">.</w:t>
+      </w:r>
+    </w:p>
+    <w:p>
+      <w:r>
+        <w:t xml:space="preserve">3.3. Срок исполнения обязательств — </w:t>
+      </w:r>
+      <w:r>
+        <w:t xml:space="preserve">в течение 5 календарных дней со дня предъявления требования</w:t>
+      </w:r>
+      <w:r>
+        <w:t xml:space="preserve">.</w:t>
+      </w:r>
+    </w:p>
+    <w:p/>
+    <w:p>
+      <w:r>
+        <w:rPr>
+          <w:b/>
+        </w:rPr>
+        <w:t xml:space="preserve">4. ПРОЧИЕ УСЛОВИЯ</w:t>
+      </w:r>
+    </w:p>
+    <w:p>
+      <w:r>
+        <w:t xml:space="preserve">4.1. </w:t>
+      </w:r>
+      <w:r>
+        <w:t xml:space="preserve">Стороны несут ответственность за неисполнение или ненадлежащее исполнение обязательств в соответствии с законодательством Российской Федерации.</w:t>
+      </w:r>
+    </w:p>
+    <w:p>
+      <w:r>
+        <w:t xml:space="preserve">4.2. </w:t>
+      </w:r>
+      <w:r>
+        <w:t xml:space="preserve">Размер неустойки за нарушение сроков оплаты: </w:t>
+      </w:r>
+      <w:r>
+        <w:t xml:space="preserve">7 (семь) процентов за каждый день просрочки</w:t>
+      </w:r>
+      <w:r>
+        <w:t xml:space="preserve">. Предельный размер ответственности: </w:t>
+      </w:r>
+      <w:r>
+        <w:t xml:space="preserve">1/130 ключевой ставки ЦБ РФ от общей суммы счета</w:t>
+      </w:r>
+      <w:r>
+        <w:t xml:space="preserve">, но не более </w:t>
+      </w:r>
+      <w:r>
+        <w:t xml:space="preserve">15 (пятнадцать) процентов от цены Договора</w:t>
+      </w:r>
+      <w:r>
+        <w:t xml:space="preserve">.</w:t>
+      </w:r>
+    </w:p>
+    <w:p>
+      <w:r>
+        <w:t xml:space="preserve">4.3. </w:t>
+      </w:r>
+      <w:r>
+        <w:t xml:space="preserve">Стороны освобождаются от ответственности при наступлении обстоятельств непреодолимой силы, если они прямо повлияли на исполнение обязательств.</w:t>
+      </w:r>
+    </w:p>
+    <w:p>
+      <w:r>
+        <w:t xml:space="preserve">4.4. </w:t>
+      </w:r>
+      <w:r>
+        <w:t xml:space="preserve">Сторона, для которой создалась невозможность исполнения, обязана уведомить другую Сторону. Срок уведомления — </w:t>
+      </w:r>
+      <w:r>
+        <w:t xml:space="preserve">не позднее 26.09.2025</w:t>
+      </w:r>
+      <w:r>
+        <w:t xml:space="preserve">.</w:t>
+      </w:r>
+    </w:p>
+    <w:p>
+      <w:r>
+        <w:t xml:space="preserve">4.5. </w:t>
+      </w:r>
+      <w:r>
+        <w:t xml:space="preserve">Все споры и разногласия решаются путём переговоров. Претензионный порядок обязателен, срок ответа на претензию — </w:t>
+      </w:r>
+      <w:r>
+        <w:t xml:space="preserve">в течение трех дней с момента выставления счета</w:t>
+      </w:r>
+      <w:r>
+        <w:t xml:space="preserve">.</w:t>
+      </w:r>
+    </w:p>
+    <w:p/>
+    <w:p/>
+    <w:p/>
+    <w:p>
+      <w:r>
+        <w:rPr>
+          <w:b/>
+        </w:rPr>
+        <w:t xml:space="preserve">9. КОНТРОЛЬНЫЕ ВЕЛИЧИНЫ</w:t>
+      </w:r>
+    </w:p>
+    <w:p>
+      <w:r>
+        <w:t xml:space="preserve">9.1. Контрольная запись: </w:t>
+      </w:r>
+      <w:r>
+        <w:rPr>
+          <w:b/>
+        </w:rPr>
+        <w:t xml:space="preserve">2</w:t>
+      </w:r>
+      <w:r>
+        <w:t xml:space="preserve">0 (двадцать) процентов от цены Договора</w:t>
+      </w:r>
+      <w:r>
+        <w:t xml:space="preserve">.</w:t>
+      </w:r>
+    </w:p>
+    <w:p>
+      <w:r>
+        <w:t xml:space="preserve">9.2. Контрольная запись: </w:t>
+      </w:r>
+      <w:r>
+        <w:rPr>
+          <w:b/>
+        </w:rPr>
+        <w:t xml:space="preserve">не позднее 01.05.20</w:t>
+      </w:r>
+      <w:r>
+        <w:t xml:space="preserve">25</w:t>
+      </w:r>
+      <w:r>
+        <w:t xml:space="preserve">.</w:t>
+      </w:r>
+    </w:p>
+    <w:p>
+      <w:r>
+        <w:t xml:space="preserve">9.3. Контрольная запись: </w:t>
+      </w:r>
+      <w:r>
+        <w:rPr>
+          <w:b/>
+        </w:rPr>
+        <w:t xml:space="preserve">9/1</w:t>
+      </w:r>
+      <w:r>
+        <w:t xml:space="preserve">9</w:t>
+      </w:r>
+      <w:r>
+        <w:t xml:space="preserve">.</w:t>
+      </w:r>
+    </w:p>
+    <w:p>
+      <w:r>
+        <w:t xml:space="preserve">9.4. Контрольная запись (таблица):</w:t>
+      </w:r>
+    </w:p>
     <w:tbl>
       <w:tblPr>
         <w:tblW w:w="9360" w:type="dxa"/>
@@ -649,87 +718,7 @@
           </w:tcPr>
           <w:p>
             <w:r>
-              <w:rPr>
-                <w:b/>
-              </w:rPr>
-              <w:t xml:space="preserve">Поставщик:</w:t>
-            </w:r>
-          </w:p>
-          <w:p>
-            <w:r>
-              <w:t xml:space="preserve">Иванов Михаил Петрович</w:t>
-            </w:r>
-          </w:p>
-          <w:p>
-            <w:r>
-              <w:t xml:space="preserve">Дата рождения: </w:t>
-            </w:r>
-            <w:r>
-              <w:t xml:space="preserve">14.06.1976</w:t>
-            </w:r>
-          </w:p>
-          <w:p>
-            <w:r>
-              <w:t xml:space="preserve">Адрес регистрации: </w:t>
-            </w:r>
-            <w:r>
-              <w:t xml:space="preserve">603000, г. Нижний Новгород, пер. Заречная, д. 15, кв. 162</w:t>
-            </w:r>
-          </w:p>
-          <w:p>
-            <w:r>
-              <w:t xml:space="preserve">Паспорт </w:t>
-            </w:r>
-            <w:r>
-              <w:t xml:space="preserve">62 06 527402</w:t>
-            </w:r>
-            <w:r>
-              <w:t xml:space="preserve">, выдан ОУФМС России по Тверской области в Заволжском р-не 21.03.2006</w:t>
-            </w:r>
-            <w:r>
-              <w:t xml:space="preserve">, код подразделения </w:t>
-            </w:r>
-            <w:r>
-              <w:t xml:space="preserve">886-610</w:t>
-            </w:r>
-          </w:p>
-          <w:p>
-            <w:r>
-              <w:t xml:space="preserve">СНИЛС </w:t>
-            </w:r>
-            <w:r>
-              <w:t xml:space="preserve">281-957-082 12</w:t>
-            </w:r>
-            <w:r>
-              <w:t xml:space="preserve"> ИНН </w:t>
-            </w:r>
-            <w:r>
-              <w:t xml:space="preserve">334103391760</w:t>
-            </w:r>
-          </w:p>
-          <w:p>
-            <w:r>
-              <w:t xml:space="preserve">Тел.: </w:t>
-            </w:r>
-            <w:r>
-              <w:t xml:space="preserve">+7 (846) 921-12-24</w:t>
-            </w:r>
-          </w:p>
-          <w:p>
-            <w:r>
-              <w:t xml:space="preserve">E-mail: </w:t>
-            </w:r>
-            <w:r>
-              <w:t xml:space="preserve">ivanov@romashka.ru</w:t>
-            </w:r>
-          </w:p>
-          <w:p/>
-          <w:p>
-            <w:r>
-              <w:t xml:space="preserve">______________ </w:t>
-            </w:r>
-            <w:r>
-              <w:t xml:space="preserve">Иванов М. П.</w:t>
+              <w:t xml:space="preserve">не более 32 0</w:t>
             </w:r>
           </w:p>
         </w:tc>
@@ -739,6 +728,170 @@
           </w:tcPr>
           <w:p>
             <w:r>
+              <w:t xml:space="preserve">00 (Тридцати двух тысяч) рублей 0 коп.</w:t>
+            </w:r>
+          </w:p>
+        </w:tc>
+      </w:tr>
+    </w:tbl>
+    <w:p/>
+    <w:p/>
+    <w:p>
+      <w:r>
+        <w:rPr>
+          <w:b/>
+        </w:rPr>
+        <w:t xml:space="preserve">11. УСЛОВИЯ, ОФОРМЛЕННЫЕ СРЕДСТВАМИ РЕДАКТОРА</w:t>
+      </w:r>
+    </w:p>
+    <w:p>
+      <w:r>
+        <w:t xml:space="preserve">11.1. Прежняя редакция пункта: </w:t>
+      </w:r>
+      <w:del w:id="1" w:author="Юрист" w:date="2024-01-01T00:00:00Z">
+        <w:r>
+          <w:delText xml:space="preserve">1 234 567 (Один миллион двести тридцать четыре тысячи пятьсот шестьдесят семь) рублей 13 копеек</w:delText>
+        </w:r>
+      </w:del>
+      <w:r>
+        <w:t xml:space="preserve">утратила силу.</w:t>
+      </w:r>
+    </w:p>
+    <w:p>
+      <w:r>
+        <w:t xml:space="preserve">11.2. Ответственный (умный тег): </w:t>
+      </w:r>
+      <w:smartTag w:uri="urn:schemas-microsoft-com:office:smarttags" w:element="PersonName">
+        <w:r>
+          <w:t xml:space="preserve">Морозов Олег Михайлович</w:t>
+        </w:r>
+      </w:smartTag>
+      <w:r>
+        <w:t xml:space="preserve">.</w:t>
+      </w:r>
+    </w:p>
+    <w:p>
+      <w:r>
+        <w:rPr>
+          <w:b/>
+        </w:rPr>
+        <w:t xml:space="preserve">РЕКВИЗИТЫ И ПОДПИСИ СТОРОН</w:t>
+      </w:r>
+    </w:p>
+    <w:p/>
+    <w:tbl>
+      <w:tblPr>
+        <w:tblW w:w="9360" w:type="dxa"/>
+        <w:tblBorders>
+          <w:top w:val="single" w:sz="4" w:color="auto"/>
+          <w:left w:val="single" w:sz="4" w:color="auto"/>
+          <w:bottom w:val="single" w:sz="4" w:color="auto"/>
+          <w:right w:val="single" w:sz="4" w:color="auto"/>
+          <w:insideH w:val="single" w:sz="4" w:color="auto"/>
+          <w:insideV w:val="single" w:sz="4" w:color="auto"/>
+        </w:tblBorders>
+      </w:tblPr>
+      <w:tblGrid>
+        <w:gridCol w:w="4680"/>
+        <w:gridCol w:w="4680"/>
+      </w:tblGrid>
+      <w:tr>
+        <w:tc>
+          <w:tcPr>
+            <w:tcW w:w="4680" w:type="dxa"/>
+          </w:tcPr>
+          <w:p>
+            <w:r>
+              <w:rPr>
+                <w:b/>
+              </w:rPr>
+              <w:t xml:space="preserve">Поставщик:</w:t>
+            </w:r>
+          </w:p>
+          <w:p>
+            <w:r>
+              <w:t xml:space="preserve">Иванов Михаил Петрович</w:t>
+            </w:r>
+          </w:p>
+          <w:p>
+            <w:r>
+              <w:t xml:space="preserve">Дата рождения: </w:t>
+            </w:r>
+            <w:r>
+              <w:t xml:space="preserve">14.06.1976</w:t>
+            </w:r>
+          </w:p>
+          <w:p>
+            <w:r>
+              <w:t xml:space="preserve">Адрес регистрации: </w:t>
+            </w:r>
+            <w:r>
+              <w:t xml:space="preserve">190000, г. Санкт-Петербург, просп. Советская, д. 55, кв. 113</w:t>
+            </w:r>
+          </w:p>
+          <w:p>
+            <w:r>
+              <w:t xml:space="preserve">Паспорт </w:t>
+            </w:r>
+            <w:r>
+              <w:t xml:space="preserve">62 06 527402</w:t>
+            </w:r>
+            <w:r>
+              <w:t xml:space="preserve">, выдан ОУФМС России по Тверской области в Заволжском р-не 21.03.2006</w:t>
+            </w:r>
+            <w:r>
+              <w:t xml:space="preserve">, код подразделения </w:t>
+            </w:r>
+            <w:r>
+              <w:t xml:space="preserve">886-610</w:t>
+            </w:r>
+          </w:p>
+          <w:p>
+            <w:r>
+              <w:t xml:space="preserve">СНИЛС </w:t>
+            </w:r>
+            <w:r>
+              <w:t xml:space="preserve">281-957-082 12</w:t>
+            </w:r>
+            <w:r>
+              <w:t xml:space="preserve"> ИНН </w:t>
+            </w:r>
+            <w:r>
+              <w:t xml:space="preserve">334103391760</w:t>
+            </w:r>
+          </w:p>
+          <w:p>
+            <w:r>
+              <w:t xml:space="preserve">Тел.: </w:t>
+            </w:r>
+            <w:r>
+              <w:t xml:space="preserve">+7 (812) 367-55-97</w:t>
+            </w:r>
+          </w:p>
+          <w:p>
+            <w:r>
+              <w:t xml:space="preserve">E-mail: </w:t>
+            </w:r>
+            <w:r>
+              <w:t xml:space="preserve">ivanov@corp-tehno.ru</w:t>
+            </w:r>
+          </w:p>
+          <w:p/>
+          <w:p>
+            <w:r>
+              <w:t xml:space="preserve">______________ </w:t>
+            </w:r>
+            <w:r>
+              <w:t xml:space="preserve">Иванов М. П.</w:t>
+            </w:r>
+          </w:p>
+        </w:tc>
+        <w:tc>
+          <w:tcPr>
+            <w:tcW w:w="4680" w:type="dxa"/>
+          </w:tcPr>
+          <w:p>
+            <w:r>
               <w:rPr>
                 <w:b/>
               </w:rPr>
@@ -763,7 +916,7 @@
               <w:t xml:space="preserve">Адрес регистрации: </w:t>
             </w:r>
             <w:r>
-              <w:t xml:space="preserve">141400, г. Химки, наб. Кирова, д. 66, кв. 169</w:t>
+              <w:t xml:space="preserve">141300, г. Сергиев Посад, ш. Гагарина, д. 3, кв. 170</w:t>
             </w:r>
           </w:p>
           <w:p>
@@ -802,7 +955,7 @@
               <w:t xml:space="preserve">Тел.: </w:t>
             </w:r>
             <w:r>
-              <w:t xml:space="preserve">+7 (812) 122-14-23</w:t>
+              <w:t xml:space="preserve">+7 (843) 113-93-71</w:t>
             </w:r>
           </w:p>
           <w:p>
@@ -810,7 +963,7 @@
               <w:t xml:space="preserve">E-mail: </w:t>
             </w:r>
             <w:r>
-              <w:t xml:space="preserve">petrova@yandex.ru</w:t>
+              <w:t xml:space="preserve">petrova@bk.ru</w:t>
             </w:r>
           </w:p>
           <w:p/>

--- a/tests/corpus_v2/docs/cx_supply_0010.docx
+++ b/tests/corpus_v2/docs/cx_supply_0010.docx
@@ -501,6 +501,93 @@
         </w:tc>
       </w:tr>
     </w:tbl>
+    <w:p>
+      <w:r>
+        <w:t xml:space="preserve">2.8. </w:t>
+      </w:r>
+      <w:r>
+        <w:t xml:space="preserve">Платёж по налогу перечисляется на код бюджетной классификации </w:t>
+      </w:r>
+      <w:r>
+        <w:t xml:space="preserve">182 101 010 110 110 001 10</w:t>
+      </w:r>
+      <w:r>
+        <w:t xml:space="preserve">, получатель — территориальный орган Федерального казначейства.</w:t>
+      </w:r>
+    </w:p>
+    <w:p>
+      <w:r>
+        <w:t xml:space="preserve">2.9. </w:t>
+      </w:r>
+      <w:r>
+        <w:t xml:space="preserve">Полномочия подтверждаются свидетельством о рождении, выдано </w:t>
+      </w:r>
+      <w:r>
+        <w:t xml:space="preserve">21.11.2023</w:t>
+      </w:r>
+      <w:r>
+        <w:t xml:space="preserve"> отделом ЗАГС.</w:t>
+      </w:r>
+    </w:p>
+    <w:tbl>
+      <w:tblPr>
+        <w:tblW w:w="9360" w:type="dxa"/>
+        <w:tblBorders>
+          <w:top w:val="single" w:sz="4" w:color="auto"/>
+          <w:left w:val="single" w:sz="4" w:color="auto"/>
+          <w:bottom w:val="single" w:sz="4" w:color="auto"/>
+          <w:right w:val="single" w:sz="4" w:color="auto"/>
+          <w:insideH w:val="single" w:sz="4" w:color="auto"/>
+          <w:insideV w:val="single" w:sz="4" w:color="auto"/>
+        </w:tblBorders>
+      </w:tblPr>
+      <w:tblGrid>
+        <w:gridCol w:w="4680"/>
+        <w:gridCol w:w="4680"/>
+      </w:tblGrid>
+      <w:tr>
+        <w:tc>
+          <w:tcPr>
+            <w:tcW w:w="4680" w:type="dxa"/>
+          </w:tcPr>
+          <w:p>
+            <w:r>
+              <w:t xml:space="preserve">2</w:t>
+            </w:r>
+          </w:p>
+        </w:tc>
+        <w:tc>
+          <w:tcPr>
+            <w:tcW w:w="4680" w:type="dxa"/>
+          </w:tcPr>
+          <w:p>
+            <w:r>
+              <w:t xml:space="preserve">РУБ.</w:t>
+            </w:r>
+          </w:p>
+        </w:tc>
+      </w:tr>
+    </w:tbl>
+    <w:p>
+      <w:r>
+        <w:t xml:space="preserve">2.10. </w:t>
+      </w:r>
+      <w:r>
+        <w:t xml:space="preserve">Поставке подлежит насос модели </w:t>
+      </w:r>
+      <w:r>
+        <w:t xml:space="preserve">ЭЦВ-6-10-80h</w:t>
+      </w:r>
+      <w:r>
+        <w:t xml:space="preserve"> и кабель марки </w:t>
+      </w:r>
+      <w:r>
+        <w:t xml:space="preserve">ВВГнг(А)-LSt</w:t>
+      </w:r>
+      <w:r>
+        <w:t xml:space="preserve">.</w:t>
+      </w:r>
+    </w:p>
     <w:p/>
     <w:p>
       <w:r>
@@ -515,7 +602,7 @@
         <w:t xml:space="preserve">3.1. Место исполнения обязательств: </w:t>
       </w:r>
       <w:r>
-        <w:t xml:space="preserve">614000, г. Пермь, ш. Советская, д. 12, кв. 110</w:t>
+        <w:t xml:space="preserve">603000, г. Нижний Новгород, бул. Баумана, д. 49, кв. 17</w:t>
       </w:r>
       <w:r>
         <w:t xml:space="preserve">.</w:t>
@@ -532,7 +619,7 @@
         <w:t xml:space="preserve"> по телефону </w:t>
       </w:r>
       <w:r>
-        <w:t xml:space="preserve">+7 (843) 164-25-86</w:t>
+        <w:t xml:space="preserve">+7 (495) 711-19-27</w:t>
       </w:r>
       <w:r>
         <w:t xml:space="preserve">.</w:t>
@@ -543,7 +630,7 @@
         <w:t xml:space="preserve">3.3. Срок исполнения обязательств — </w:t>
       </w:r>
       <w:r>
-        <w:t xml:space="preserve">в течение 5 календарных дней со дня предъявления требования</w:t>
+        <w:t xml:space="preserve">в течение 45 календарных дней со дня предъявления требования</w:t>
       </w:r>
       <w:r>
         <w:t xml:space="preserve">.</w:t>
@@ -574,7 +661,7 @@
         <w:t xml:space="preserve">Размер неустойки за нарушение сроков оплаты: </w:t>
       </w:r>
       <w:r>
-        <w:t xml:space="preserve">7 (семь) процентов за каждый день просрочки</w:t>
+        <w:t xml:space="preserve">20 (двадцать) процентов за каждый день просрочки</w:t>
       </w:r>
       <w:r>
         <w:t xml:space="preserve">. Предельный размер ответственности: </w:t>
@@ -586,7 +673,7 @@
         <w:t xml:space="preserve">, но не более </w:t>
       </w:r>
       <w:r>
-        <w:t xml:space="preserve">15 (пятнадцать) процентов от цены Договора</w:t>
+        <w:t xml:space="preserve">7 (семь) процентов от цены Договора</w:t>
       </w:r>
       <w:r>
         <w:t xml:space="preserve">.</w:t>
@@ -608,7 +695,7 @@
         <w:t xml:space="preserve">Сторона, для которой создалась невозможность исполнения, обязана уведомить другую Сторону. Срок уведомления — </w:t>
       </w:r>
       <w:r>
-        <w:t xml:space="preserve">не позднее 26.09.2025</w:t>
+        <w:t xml:space="preserve">не позднее 01.09.2026</w:t>
       </w:r>
       <w:r>
         <w:t xml:space="preserve">.</w:t>
@@ -622,7 +709,7 @@
         <w:t xml:space="preserve">Все споры и разногласия решаются путём переговоров. Претензионный порядок обязателен, срок ответа на претензию — </w:t>
       </w:r>
       <w:r>
-        <w:t xml:space="preserve">в течение трех дней с момента выставления счета</w:t>
+        <w:t xml:space="preserve">в течение двадцати дней с момента выставления счета</w:t>
       </w:r>
       <w:r>
         <w:t xml:space="preserve">.</w:t>
@@ -647,10 +734,10 @@
         <w:rPr>
           <w:b/>
         </w:rPr>
-        <w:t xml:space="preserve">2</w:t>
-      </w:r>
-      <w:r>
-        <w:t xml:space="preserve">0 (двадцать) процентов от цены Договора</w:t>
+        <w:t xml:space="preserve">1/1</w:t>
+      </w:r>
+      <w:r>
+        <w:t xml:space="preserve">30 ключевой ставки ЦБ РФ годовых</w:t>
       </w:r>
       <w:r>
         <w:t xml:space="preserve">.</w:t>
@@ -664,10 +751,10 @@
         <w:rPr>
           <w:b/>
         </w:rPr>
-        <w:t xml:space="preserve">не позднее 01.05.20</w:t>
-      </w:r>
-      <w:r>
-        <w:t xml:space="preserve">25</w:t>
+        <w:t xml:space="preserve">в течение 1</w:t>
+      </w:r>
+      <w:r>
+        <w:t xml:space="preserve">0 (Десяти) банковских дней с момента выставления счета</w:t>
       </w:r>
       <w:r>
         <w:t xml:space="preserve">.</w:t>

--- a/tests/corpus_v2/docs/cx_supply_0010.docx
+++ b/tests/corpus_v2/docs/cx_supply_0010.docx
@@ -156,7 +156,7 @@
         <w:t xml:space="preserve">Поставка осуществляется партиями на основании заявок Покупателя; срок отгрузки партии — </w:t>
       </w:r>
       <w:r>
-        <w:t xml:space="preserve">не позднее 02.08.2025</w:t>
+        <w:t xml:space="preserve">не позднее 14.01.2026</w:t>
       </w:r>
       <w:r>
         <w:t xml:space="preserve">.</w:t>
@@ -176,6 +176,101 @@
       </w:r>
       <w:r>
         <w:t xml:space="preserve">Качество товара должно соответствовать требованиям технических регламентов и подтверждаться сертификатами соответствия.</w:t>
+      </w:r>
+    </w:p>
+    <w:p>
+      <w:r>
+        <w:t xml:space="preserve">1.6. </w:t>
+      </w:r>
+      <w:r>
+        <w:t xml:space="preserve">Товар отгружается по товарной накладной ТОРГ-12 № </w:t>
+      </w:r>
+      <w:r>
+        <w:t xml:space="preserve">048033359</w:t>
+      </w:r>
+      <w:r>
+        <w:t xml:space="preserve">. Позиция учитывается в каталоге поставщика под номером </w:t>
+      </w:r>
+      <w:r>
+        <w:t xml:space="preserve">047619371</w:t>
+      </w:r>
+      <w:r>
+        <w:t xml:space="preserve">. Изделию присвоен заводской номер </w:t>
+      </w:r>
+      <w:r>
+        <w:t xml:space="preserve">049056688</w:t>
+      </w:r>
+      <w:r>
+        <w:t xml:space="preserve">.</w:t>
+      </w:r>
+    </w:p>
+    <w:p>
+      <w:r>
+        <w:t xml:space="preserve">1.7. </w:t>
+      </w:r>
+      <w:r>
+        <w:t xml:space="preserve">Целевые средства перечисляются по коду цели </w:t>
+      </w:r>
+      <w:r>
+        <w:t xml:space="preserve">048985949</w:t>
+      </w:r>
+      <w:r>
+        <w:t xml:space="preserve">, предусмотренному приказом Минфина России № 157н. </w:t>
+      </w:r>
+      <w:r>
+        <w:t xml:space="preserve">БИК не указан, номер заявки — </w:t>
+      </w:r>
+      <w:r>
+        <w:t xml:space="preserve">045052606</w:t>
+      </w:r>
+      <w:r>
+        <w:t xml:space="preserve">.</w:t>
+      </w:r>
+    </w:p>
+    <w:p>
+      <w:r>
+        <w:t xml:space="preserve">1.8. </w:t>
+      </w:r>
+      <w:r>
+        <w:t xml:space="preserve">Расчёты за коммунальные услуги ведутся по лицевому счёту абонента </w:t>
+      </w:r>
+      <w:r>
+        <w:t xml:space="preserve">87319874536</w:t>
+      </w:r>
+      <w:r>
+        <w:t xml:space="preserve">. Приложение учтено за номером </w:t>
+      </w:r>
+      <w:r>
+        <w:t xml:space="preserve">83655864827</w:t>
+      </w:r>
+      <w:r>
+        <w:t xml:space="preserve">. Заводской номер прибора учёта — </w:t>
+      </w:r>
+      <w:r>
+        <w:t xml:space="preserve">87132227266</w:t>
+      </w:r>
+      <w:r>
+        <w:t xml:space="preserve">.</w:t>
+      </w:r>
+    </w:p>
+    <w:p>
+      <w:r>
+        <w:t xml:space="preserve">1.9. </w:t>
+      </w:r>
+      <w:r>
+        <w:t xml:space="preserve">Партия внесена в реестр под номером </w:t>
+      </w:r>
+      <w:r>
+        <w:t xml:space="preserve">82979479325</w:t>
+      </w:r>
+      <w:r>
+        <w:t xml:space="preserve"> в порядке статьи 434 Гражданского кодекса Российской Федерации. Исходящий номер уведомления — </w:t>
+      </w:r>
+      <w:r>
+        <w:t xml:space="preserve">87542857217</w:t>
+      </w:r>
+      <w:r>
+        <w:t xml:space="preserve">.</w:t>
       </w:r>
     </w:p>
     <w:p/>
@@ -192,7 +287,7 @@
         <w:t xml:space="preserve">2.1. Общая цена Договора: </w:t>
       </w:r>
       <w:r>
-        <w:t xml:space="preserve">не более 8 450 000,8 (Восьми миллионов четырёхсот пятидесяти тысяч) рублей</w:t>
+        <w:t xml:space="preserve">не более 5 550 000,3 (Пяти миллионов пятисот пятидесяти тысяч) рублей</w:t>
       </w:r>
       <w:r>
         <w:t xml:space="preserve">, НДС не облагается, т.к. применяется УСН</w:t>
@@ -217,7 +312,7 @@
         <w:t xml:space="preserve">2.3. Срок оплаты — </w:t>
       </w:r>
       <w:r>
-        <w:t xml:space="preserve">в течение 60 (Шестидесяти) рабочих дней с момента заключения контракта</w:t>
+        <w:t xml:space="preserve">в течение 3 (Трёх) рабочих дней с момента заключения контракта</w:t>
       </w:r>
       <w:r>
         <w:t xml:space="preserve">.</w:t>
@@ -237,7 +332,7 @@
         <w:t xml:space="preserve">, артикул </w:t>
       </w:r>
       <w:r>
-        <w:t xml:space="preserve">RM-1859-78</w:t>
+        <w:t xml:space="preserve">RM-7243-86</w:t>
       </w:r>
       <w:r>
         <w:t xml:space="preserve">, код </w:t>
@@ -297,49 +392,49 @@
         <w:t xml:space="preserve">. Товар отгружается с сопроводительным документом паспорт качества № </w:t>
       </w:r>
       <w:r>
-        <w:t xml:space="preserve">57 16 692353</w:t>
+        <w:t xml:space="preserve">55 07 387310</w:t>
       </w:r>
       <w:r>
         <w:t xml:space="preserve">. К партии приложен паспорт изделия № </w:t>
       </w:r>
       <w:r>
-        <w:t xml:space="preserve">39 02 738503</w:t>
+        <w:t xml:space="preserve">65 03 944502</w:t>
       </w:r>
       <w:r>
         <w:t xml:space="preserve">. Оборудование поставляется с паспортом транспортного средства № </w:t>
       </w:r>
       <w:r>
-        <w:t xml:space="preserve">42 23 596906</w:t>
+        <w:t xml:space="preserve">32 17 339995</w:t>
       </w:r>
       <w:r>
         <w:t xml:space="preserve">. Приёмка производится согласно техническому паспорту </w:t>
       </w:r>
       <w:r>
-        <w:t xml:space="preserve">06 18 692691</w:t>
+        <w:t xml:space="preserve">86 24 612130</w:t>
       </w:r>
       <w:r>
         <w:t xml:space="preserve">. СНИЛС не указан, номер заказа </w:t>
       </w:r>
       <w:r>
-        <w:t xml:space="preserve">482-215-710 81</w:t>
+        <w:t xml:space="preserve">262-608-028 33</w:t>
       </w:r>
       <w:r>
         <w:t xml:space="preserve">. Дата рождения не проставлена, документ выдан </w:t>
       </w:r>
       <w:r>
-        <w:t xml:space="preserve">20.09.2015</w:t>
+        <w:t xml:space="preserve">13.07.2017</w:t>
       </w:r>
       <w:r>
         <w:t xml:space="preserve">. Код подразделения, см. артикул </w:t>
       </w:r>
       <w:r>
-        <w:t xml:space="preserve">941-851</w:t>
+        <w:t xml:space="preserve">298-762</w:t>
       </w:r>
       <w:r>
         <w:t xml:space="preserve">. Цена — </w:t>
       </w:r>
       <w:r>
-        <w:t xml:space="preserve">9860000 рублей</w:t>
+        <w:t xml:space="preserve">1280000 рублей</w:t>
       </w:r>
       <w:r>
         <w:t xml:space="preserve">, в том числе НДС</w:t>
@@ -356,25 +451,25 @@
         <w:t xml:space="preserve">Товар маркирован штрихкодом </w:t>
       </w:r>
       <w:r>
-        <w:t xml:space="preserve">4607542857217</w:t>
+        <w:t xml:space="preserve">4607380096560</w:t>
       </w:r>
       <w:r>
         <w:t xml:space="preserve">. Код контрагента по ОКПО — </w:t>
       </w:r>
       <w:r>
-        <w:t xml:space="preserve">3645096776</w:t>
+        <w:t xml:space="preserve">0669528610</w:t>
       </w:r>
       <w:r>
         <w:t xml:space="preserve">. Оборудование учтено под инвентарным номером </w:t>
       </w:r>
       <w:r>
-        <w:t xml:space="preserve">043648404</w:t>
+        <w:t xml:space="preserve">042425921</w:t>
       </w:r>
       <w:r>
         <w:t xml:space="preserve">, складской позиции присвоен номер </w:t>
       </w:r>
       <w:r>
-        <w:t xml:space="preserve">248372082</w:t>
+        <w:t xml:space="preserve">306532676</w:t>
       </w:r>
       <w:r>
         <w:t xml:space="preserve">.</w:t>
@@ -388,19 +483,19 @@
         <w:t xml:space="preserve">Оплата по счёту-фактуре на КБК </w:t>
       </w:r>
       <w:r>
-        <w:t xml:space="preserve">18210101011011000187</w:t>
+        <w:t xml:space="preserve">18210101011011000180</w:t>
       </w:r>
       <w:r>
         <w:t xml:space="preserve">. ИНН не присвоен, регистрационный № </w:t>
       </w:r>
       <w:r>
-        <w:t xml:space="preserve">0560179876</w:t>
+        <w:t xml:space="preserve">5884892782</w:t>
       </w:r>
       <w:r>
         <w:t xml:space="preserve">. ИНН не присвоен, платёжный документ № </w:t>
       </w:r>
       <w:r>
-        <w:t xml:space="preserve">780735763257</w:t>
+        <w:t xml:space="preserve">880135730840</w:t>
       </w:r>
       <w:r>
         <w:t xml:space="preserve">. Заказчик действует в лице </w:t>
@@ -420,7 +515,7 @@
         <w:t xml:space="preserve">Массовая доля влаги в товаре — </w:t>
       </w:r>
       <w:r>
-        <w:t xml:space="preserve">не более 9 %</w:t>
+        <w:t xml:space="preserve">не более 12 %</w:t>
       </w:r>
       <w:r>
         <w:t xml:space="preserve">. Товар подлежит хранению </w:t>
@@ -495,7 +590,7 @@
           </w:tcPr>
           <w:p>
             <w:r>
-              <w:t xml:space="preserve">3622819880</w:t>
+              <w:t xml:space="preserve">2108784135</w:t>
             </w:r>
           </w:p>
         </w:tc>
@@ -523,7 +618,7 @@
         <w:t xml:space="preserve">Полномочия подтверждаются свидетельством о рождении, выдано </w:t>
       </w:r>
       <w:r>
-        <w:t xml:space="preserve">21.11.2023</w:t>
+        <w:t xml:space="preserve">01.04.2014</w:t>
       </w:r>
       <w:r>
         <w:t xml:space="preserve"> отделом ЗАГС.</w:t>
@@ -552,7 +647,7 @@
           </w:tcPr>
           <w:p>
             <w:r>
-              <w:t xml:space="preserve">2</w:t>
+              <w:t xml:space="preserve">7</w:t>
             </w:r>
           </w:p>
         </w:tc>
@@ -602,7 +697,7 @@
         <w:t xml:space="preserve">3.1. Место исполнения обязательств: </w:t>
       </w:r>
       <w:r>
-        <w:t xml:space="preserve">603000, г. Нижний Новгород, бул. Баумана, д. 49, кв. 17</w:t>
+        <w:t xml:space="preserve">603000, г. Нижний Новгород, бул. Космонавтов, д. 17, кв. 108</w:t>
       </w:r>
       <w:r>
         <w:t xml:space="preserve">.</w:t>
@@ -619,7 +714,7 @@
         <w:t xml:space="preserve"> по телефону </w:t>
       </w:r>
       <w:r>
-        <w:t xml:space="preserve">+7 (495) 711-19-27</w:t>
+        <w:t xml:space="preserve">+7 (843) 745-37-93</w:t>
       </w:r>
       <w:r>
         <w:t xml:space="preserve">.</w:t>
@@ -630,7 +725,111 @@
         <w:t xml:space="preserve">3.3. Срок исполнения обязательств — </w:t>
       </w:r>
       <w:r>
-        <w:t xml:space="preserve">в течение 45 календарных дней со дня предъявления требования</w:t>
+        <w:t xml:space="preserve">в течение 30 календарных дней со дня предъявления требования</w:t>
+      </w:r>
+      <w:r>
+        <w:t xml:space="preserve">.</w:t>
+      </w:r>
+    </w:p>
+    <w:p>
+      <w:r>
+        <w:t xml:space="preserve">3.4. </w:t>
+      </w:r>
+      <w:r>
+        <w:t xml:space="preserve">Работы выполняются за счёт средств бюджета по коду бюджетной классификации </w:t>
+      </w:r>
+      <w:r>
+        <w:t xml:space="preserve">18233335935062742119</w:t>
+      </w:r>
+      <w:r>
+        <w:t xml:space="preserve">. Прибор учёта (счётчик) № </w:t>
+      </w:r>
+      <w:r>
+        <w:t xml:space="preserve">39964137677437886364</w:t>
+      </w:r>
+      <w:r>
+        <w:t xml:space="preserve">.</w:t>
+      </w:r>
+    </w:p>
+    <w:p>
+      <w:r>
+        <w:t xml:space="preserve">3.5. </w:t>
+      </w:r>
+      <w:r>
+        <w:t xml:space="preserve">Счёт на оплату содержит УИН </w:t>
+      </w:r>
+      <w:r>
+        <w:t xml:space="preserve">18209146847211482780</w:t>
+      </w:r>
+      <w:r>
+        <w:t xml:space="preserve">. Счёт-проформа к настоящему Договору имеет номер </w:t>
+      </w:r>
+      <w:r>
+        <w:t xml:space="preserve">77818621766396695353</w:t>
+      </w:r>
+      <w:r>
+        <w:t xml:space="preserve">. В силу статьи 855 Гражданского кодекса Российской Федерации списание со счёта ведётся по коду вида дохода </w:t>
+      </w:r>
+      <w:r>
+        <w:t xml:space="preserve">18210935851493530484</w:t>
+      </w:r>
+      <w:r>
+        <w:t xml:space="preserve">.</w:t>
+      </w:r>
+    </w:p>
+    <w:p>
+      <w:r>
+        <w:t xml:space="preserve">3.6. </w:t>
+      </w:r>
+      <w:r>
+        <w:t xml:space="preserve">ИНН иностранного контрагента не присваивается; номер записи в торговом реестре — </w:t>
+      </w:r>
+      <w:r>
+        <w:t xml:space="preserve">3720457677</w:t>
+      </w:r>
+      <w:r>
+        <w:t xml:space="preserve">. ИНН приводится в приложении; номер спецификации — </w:t>
+      </w:r>
+      <w:r>
+        <w:t xml:space="preserve">3651745120</w:t>
+      </w:r>
+      <w:r>
+        <w:t xml:space="preserve">. В силу статьи 84 Налогового кодекса Российской Федерации ИНН присваивается налоговым органом; номер решения — </w:t>
+      </w:r>
+      <w:r>
+        <w:t xml:space="preserve">4682356548</w:t>
+      </w:r>
+      <w:r>
+        <w:t xml:space="preserve">.</w:t>
+      </w:r>
+    </w:p>
+    <w:p>
+      <w:r>
+        <w:t xml:space="preserve">3.7. </w:t>
+      </w:r>
+      <w:r>
+        <w:t xml:space="preserve">Партии присвоен номер прослеживаемости </w:t>
+      </w:r>
+      <w:r>
+        <w:t xml:space="preserve">9099571181</w:t>
+      </w:r>
+      <w:r>
+        <w:t xml:space="preserve">. Массовая доля примеси в товаре — не более </w:t>
+      </w:r>
+      <w:r>
+        <w:t xml:space="preserve">0,8 %</w:t>
+      </w:r>
+      <w:r>
+        <w:t xml:space="preserve">. Прибор имеет погрешность не более </w:t>
+      </w:r>
+      <w:r>
+        <w:t xml:space="preserve">0,4 %</w:t>
+      </w:r>
+      <w:r>
+        <w:t xml:space="preserve">. Заводской номер поставляемого станка — </w:t>
+      </w:r>
+      <w:r>
+        <w:t xml:space="preserve">6659491065</w:t>
       </w:r>
       <w:r>
         <w:t xml:space="preserve">.</w:t>
@@ -661,7 +860,7 @@
         <w:t xml:space="preserve">Размер неустойки за нарушение сроков оплаты: </w:t>
       </w:r>
       <w:r>
-        <w:t xml:space="preserve">20 (двадцать) процентов за каждый день просрочки</w:t>
+        <w:t xml:space="preserve">10 (десять) процентов за каждый день просрочки</w:t>
       </w:r>
       <w:r>
         <w:t xml:space="preserve">. Предельный размер ответственности: </w:t>
@@ -673,7 +872,7 @@
         <w:t xml:space="preserve">, но не более </w:t>
       </w:r>
       <w:r>
-        <w:t xml:space="preserve">7 (семь) процентов от цены Договора</w:t>
+        <w:t xml:space="preserve">15 (пятнадцать) процентов от цены Договора</w:t>
       </w:r>
       <w:r>
         <w:t xml:space="preserve">.</w:t>
@@ -695,7 +894,7 @@
         <w:t xml:space="preserve">Сторона, для которой создалась невозможность исполнения, обязана уведомить другую Сторону. Срок уведомления — </w:t>
       </w:r>
       <w:r>
-        <w:t xml:space="preserve">не позднее 01.09.2026</w:t>
+        <w:t xml:space="preserve">не позднее 02.11.2026</w:t>
       </w:r>
       <w:r>
         <w:t xml:space="preserve">.</w:t>
@@ -709,7 +908,125 @@
         <w:t xml:space="preserve">Все споры и разногласия решаются путём переговоров. Претензионный порядок обязателен, срок ответа на претензию — </w:t>
       </w:r>
       <w:r>
-        <w:t xml:space="preserve">в течение двадцати дней с момента выставления счета</w:t>
+        <w:t xml:space="preserve">в течение шестидесяти дней с момента выставления счета</w:t>
+      </w:r>
+      <w:r>
+        <w:t xml:space="preserve">.</w:t>
+      </w:r>
+    </w:p>
+    <w:p>
+      <w:r>
+        <w:t xml:space="preserve">4.6. </w:t>
+      </w:r>
+      <w:r>
+        <w:t xml:space="preserve">ИНН физического лица отсутствует, лицевой счёт абонента </w:t>
+      </w:r>
+      <w:r>
+        <w:t xml:space="preserve">691974990954</w:t>
+      </w:r>
+      <w:r>
+        <w:t xml:space="preserve">. ИНН приведён в приложении, код позиции </w:t>
+      </w:r>
+      <w:r>
+        <w:t xml:space="preserve">020626031947</w:t>
+      </w:r>
+      <w:r>
+        <w:t xml:space="preserve">. ИНН физического лица обрабатывается в порядке статьи 86 Налогового кодекса Российской Федерации; номер запроса — </w:t>
+      </w:r>
+      <w:r>
+        <w:t xml:space="preserve">305051394326</w:t>
+      </w:r>
+      <w:r>
+        <w:t xml:space="preserve">.</w:t>
+      </w:r>
+    </w:p>
+    <w:p>
+      <w:r>
+        <w:t xml:space="preserve">4.7. </w:t>
+      </w:r>
+      <w:r>
+        <w:t xml:space="preserve">Товарная накладная на партию имеет номер </w:t>
+      </w:r>
+      <w:r>
+        <w:t xml:space="preserve">896328048433</w:t>
+      </w:r>
+      <w:r>
+        <w:t xml:space="preserve">. Модуль учёта имеет заводской номер </w:t>
+      </w:r>
+      <w:r>
+        <w:t xml:space="preserve">312067264583</w:t>
+      </w:r>
+      <w:r>
+        <w:t xml:space="preserve">. Уклон кровли поставляемого сооружения — </w:t>
+      </w:r>
+      <w:r>
+        <w:t xml:space="preserve">2 %</w:t>
+      </w:r>
+      <w:r>
+        <w:t xml:space="preserve">.</w:t>
+      </w:r>
+    </w:p>
+    <w:p>
+      <w:r>
+        <w:t xml:space="preserve">4.8. </w:t>
+      </w:r>
+      <w:r>
+        <w:t xml:space="preserve">Предельная доля иностранного участия в уставном капитале установлена законом и составляет </w:t>
+      </w:r>
+      <w:r>
+        <w:t xml:space="preserve">20 %</w:t>
+      </w:r>
+      <w:r>
+        <w:t xml:space="preserve"> в силу Федерального закона об иностранных инвестициях. В приложении № 3 указана допустимая доля брака — </w:t>
+      </w:r>
+      <w:r>
+        <w:t xml:space="preserve">3,2 %</w:t>
+      </w:r>
+      <w:r>
+        <w:t xml:space="preserve">.</w:t>
+      </w:r>
+    </w:p>
+    <w:p>
+      <w:r>
+        <w:t xml:space="preserve">4.9. </w:t>
+      </w:r>
+      <w:r>
+        <w:t xml:space="preserve">Срок годности товара — </w:t>
+      </w:r>
+      <w:r>
+        <w:t xml:space="preserve">в течение 18 месяцев</w:t>
+      </w:r>
+      <w:r>
+        <w:t xml:space="preserve"> с даты выпуска. Смесь выдерживается </w:t>
+      </w:r>
+      <w:r>
+        <w:t xml:space="preserve">в течение 48 часов</w:t>
+      </w:r>
+      <w:r>
+        <w:t xml:space="preserve"> при положительной температуре.</w:t>
+      </w:r>
+    </w:p>
+    <w:p>
+      <w:r>
+        <w:t xml:space="preserve">4.10. </w:t>
+      </w:r>
+      <w:r>
+        <w:t xml:space="preserve">Претензии по качеству работ предъявляются </w:t>
+      </w:r>
+      <w:r>
+        <w:t xml:space="preserve">в течение одного года</w:t>
+      </w:r>
+      <w:r>
+        <w:t xml:space="preserve"> в силу статьи 725 Гражданского кодекса Российской Федерации. Поставщик работает на рынке </w:t>
+      </w:r>
+      <w:r>
+        <w:t xml:space="preserve">в течение 15 лет</w:t>
+      </w:r>
+      <w:r>
+        <w:t xml:space="preserve">. Отчётный период по Договору завершается </w:t>
+      </w:r>
+      <w:r>
+        <w:t xml:space="preserve">не позднее 18.01.2029</w:t>
       </w:r>
       <w:r>
         <w:t xml:space="preserve">.</w:t>
@@ -734,10 +1051,10 @@
         <w:rPr>
           <w:b/>
         </w:rPr>
-        <w:t xml:space="preserve">1/1</w:t>
-      </w:r>
-      <w:r>
-        <w:t xml:space="preserve">30 ключевой ставки ЦБ РФ годовых</w:t>
+        <w:t xml:space="preserve">1</w:t>
+      </w:r>
+      <w:r>
+        <w:t xml:space="preserve">0 (десять) процентов от цены Договора</w:t>
       </w:r>
       <w:r>
         <w:t xml:space="preserve">.</w:t>
@@ -751,10 +1068,10 @@
         <w:rPr>
           <w:b/>
         </w:rPr>
-        <w:t xml:space="preserve">в течение 1</w:t>
-      </w:r>
-      <w:r>
-        <w:t xml:space="preserve">0 (Десяти) банковских дней с момента выставления счета</w:t>
+        <w:t xml:space="preserve">в течение 2</w:t>
+      </w:r>
+      <w:r>
+        <w:t xml:space="preserve">4 месяцев со дня предъявления требования</w:t>
       </w:r>
       <w:r>
         <w:t xml:space="preserve">.</w:t>
@@ -768,10 +1085,10 @@
         <w:rPr>
           <w:b/>
         </w:rPr>
-        <w:t xml:space="preserve">9/1</w:t>
-      </w:r>
-      <w:r>
-        <w:t xml:space="preserve">9</w:t>
+        <w:t xml:space="preserve">2/2</w:t>
+      </w:r>
+      <w:r>
+        <w:t xml:space="preserve">1</w:t>
       </w:r>
       <w:r>
         <w:t xml:space="preserve">.</w:t>
@@ -805,7 +1122,7 @@
           </w:tcPr>
           <w:p>
             <w:r>
-              <w:t xml:space="preserve">не более 32 0</w:t>
+              <w:t xml:space="preserve">не более 1</w:t>
             </w:r>
           </w:p>
         </w:tc>
@@ -815,7 +1132,7 @@
           </w:tcPr>
           <w:p>
             <w:r>
-              <w:t xml:space="preserve">00 (Тридцати двух тысяч) рублей 0 коп.</w:t>
+              <w:t xml:space="preserve">59 000 (Ста пятидесяти девяти тысяч) рублей 5 коп.</w:t>
             </w:r>
           </w:p>
         </w:tc>
@@ -850,7 +1167,7 @@
       </w:r>
       <w:smartTag w:uri="urn:schemas-microsoft-com:office:smarttags" w:element="PersonName">
         <w:r>
-          <w:t xml:space="preserve">Морозов Олег Михайлович</w:t>
+          <w:t xml:space="preserve">Ершова Елена Павловна</w:t>
         </w:r>
       </w:smartTag>
       <w:r>
@@ -913,7 +1230,7 @@
               <w:t xml:space="preserve">Адрес регистрации: </w:t>
             </w:r>
             <w:r>
-              <w:t xml:space="preserve">190000, г. Санкт-Петербург, просп. Советская, д. 55, кв. 113</w:t>
+              <w:t xml:space="preserve">143000, г. Одинцово, наб. Победы, д. 46, кв. 156</w:t>
             </w:r>
           </w:p>
           <w:p>
@@ -952,7 +1269,7 @@
               <w:t xml:space="preserve">Тел.: </w:t>
             </w:r>
             <w:r>
-              <w:t xml:space="preserve">+7 (812) 367-55-97</w:t>
+              <w:t xml:space="preserve">+7 (495) 773-51-10</w:t>
             </w:r>
           </w:p>
           <w:p>
@@ -960,7 +1277,7 @@
               <w:t xml:space="preserve">E-mail: </w:t>
             </w:r>
             <w:r>
-              <w:t xml:space="preserve">ivanov@corp-tehno.ru</w:t>
+              <w:t xml:space="preserve">ivanov@list.ru</w:t>
             </w:r>
           </w:p>
           <w:p/>
@@ -1003,7 +1320,7 @@
               <w:t xml:space="preserve">Адрес регистрации: </w:t>
             </w:r>
             <w:r>
-              <w:t xml:space="preserve">141300, г. Сергиев Посад, ш. Гагарина, д. 3, кв. 170</w:t>
+              <w:t xml:space="preserve">101000, г. Москва, бул. Кирова, д. 75, кв. 150</w:t>
             </w:r>
           </w:p>
           <w:p>
@@ -1042,7 +1359,7 @@
               <w:t xml:space="preserve">Тел.: </w:t>
             </w:r>
             <w:r>
-              <w:t xml:space="preserve">+7 (843) 113-93-71</w:t>
+              <w:t xml:space="preserve">+7 (383) 455-26-65</w:t>
             </w:r>
           </w:p>
           <w:p>
@@ -1050,7 +1367,7 @@
               <w:t xml:space="preserve">E-mail: </w:t>
             </w:r>
             <w:r>
-              <w:t xml:space="preserve">petrova@bk.ru</w:t>
+              <w:t xml:space="preserve">petrova@list.ru</w:t>
             </w:r>
           </w:p>
           <w:p/>

--- a/tests/corpus_v2/docs/cx_supply_0010.docx
+++ b/tests/corpus_v2/docs/cx_supply_0010.docx
@@ -1174,6 +1174,37 @@
         <w:t xml:space="preserve">.</w:t>
       </w:r>
     </w:p>
+    <w:p>
+      <w:r>
+        <w:rPr>
+          <w:b/>
+        </w:rPr>
+        <w:t xml:space="preserve">6. ОСОБЫЕ УСЛОВИЯ ОТДЕЛЬНЫХ ВИДОВ ДАННЫХ</w:t>
+      </w:r>
+    </w:p>
+    <w:p>
+      <w:r>
+        <w:t xml:space="preserve">6.1. Полномочия представителя подтверждены доверенностью, реестровый номер </w:t>
+      </w:r>
+      <w:r>
+        <w:t xml:space="preserve">16/89-н/16-2024-3-215</w:t>
+      </w:r>
+      <w:r>
+        <w:t xml:space="preserve">.</w:t>
+      </w:r>
+    </w:p>
+    <w:p>
+      <w:r>
+        <w:t xml:space="preserve">6.2. Для сопоставления в учёте указывается: </w:t>
+      </w:r>
+      <w:r>
+        <w:t xml:space="preserve">ГОСТ Р 52044-2003</w:t>
+      </w:r>
+      <w:r>
+        <w:t xml:space="preserve">.</w:t>
+      </w:r>
+    </w:p>
+    <w:p/>
     <w:p>
       <w:r>
         <w:rPr>

--- a/tests/corpus_v2/docs/cx_supply_0010.docx
+++ b/tests/corpus_v2/docs/cx_supply_0010.docx
@@ -1184,21 +1184,87 @@
     </w:p>
     <w:p>
       <w:r>
-        <w:t xml:space="preserve">6.1. Полномочия представителя подтверждены доверенностью, реестровый номер </w:t>
-      </w:r>
-      <w:r>
-        <w:t xml:space="preserve">16/89-н/16-2024-3-215</w:t>
-      </w:r>
-      <w:r>
-        <w:t xml:space="preserve">.</w:t>
-      </w:r>
-    </w:p>
-    <w:p>
-      <w:r>
-        <w:t xml:space="preserve">6.2. Для сопоставления в учёте указывается: </w:t>
-      </w:r>
-      <w:r>
-        <w:t xml:space="preserve">ГОСТ Р 52044-2003</w:t>
+        <w:t xml:space="preserve">6.1. Работы выполняются на основании ранее заключённого Договора № </w:t>
+      </w:r>
+      <w:r>
+        <w:t xml:space="preserve">17595/001-сс</w:t>
+      </w:r>
+      <w:r>
+        <w:t xml:space="preserve"> между теми же сторонами.</w:t>
+      </w:r>
+    </w:p>
+    <w:p>
+      <w:r>
+        <w:t xml:space="preserve">6.2. Первичные документы: </w:t>
+      </w:r>
+      <w:r>
+        <w:t xml:space="preserve">счёт-фактура выставлена без ссылки на номер</w:t>
+      </w:r>
+      <w:r>
+        <w:t xml:space="preserve">.</w:t>
+      </w:r>
+    </w:p>
+    <w:p>
+      <w:r>
+        <w:t xml:space="preserve">6.3. Запись о лицензии внесена в реестр за регистрационным номером </w:t>
+      </w:r>
+      <w:r>
+        <w:t xml:space="preserve">144625873</w:t>
+      </w:r>
+      <w:r>
+        <w:t xml:space="preserve">.</w:t>
+      </w:r>
+    </w:p>
+    <w:p>
+      <w:r>
+        <w:t xml:space="preserve">6.4. Внутренний учёт ведётся отдельно: </w:t>
+      </w:r>
+      <w:r>
+        <w:t xml:space="preserve">номер заявки 987654321</w:t>
+      </w:r>
+      <w:r>
+        <w:t xml:space="preserve">.</w:t>
+      </w:r>
+    </w:p>
+    <w:p>
+      <w:r>
+        <w:t xml:space="preserve">6.5. Полномочия представителя подтверждены доверенностью, реестровый номер </w:t>
+      </w:r>
+      <w:r>
+        <w:t xml:space="preserve">50/121-н/50-2023-4-88</w:t>
+      </w:r>
+      <w:r>
+        <w:t xml:space="preserve">.</w:t>
+      </w:r>
+    </w:p>
+    <w:p>
+      <w:r>
+        <w:t xml:space="preserve">6.6. Для сопоставления в учёте указывается: </w:t>
+      </w:r>
+      <w:r>
+        <w:t xml:space="preserve">срок действия 12/2024-06/2025</w:t>
+      </w:r>
+      <w:r>
+        <w:t xml:space="preserve">.</w:t>
+      </w:r>
+    </w:p>
+    <w:p>
+      <w:r>
+        <w:t xml:space="preserve">6.7. Решение принято большинством в </w:t>
+      </w:r>
+      <w:r>
+        <w:t xml:space="preserve">25,5 % голосов от общего числа</w:t>
+      </w:r>
+      <w:r>
+        <w:t xml:space="preserve"> от общего числа голосов членов совета директоров.</w:t>
+      </w:r>
+    </w:p>
+    <w:p>
+      <w:r>
+        <w:t xml:space="preserve">6.8. Кворум определяется уставом: </w:t>
+      </w:r>
+      <w:r>
+        <w:t xml:space="preserve">большинством голосов присутствующих участников</w:t>
       </w:r>
       <w:r>
         <w:t xml:space="preserve">.</w:t>

--- a/tests/corpus_v2/docs/cx_supply_0010.docx
+++ b/tests/corpus_v2/docs/cx_supply_0010.docx
@@ -1184,10 +1184,32 @@
     </w:p>
     <w:p>
       <w:r>
-        <w:t xml:space="preserve">6.1. Работы выполняются на основании ранее заключённого Договора № </w:t>
-      </w:r>
-      <w:r>
-        <w:t xml:space="preserve">17595/001-сс</w:t>
+        <w:t xml:space="preserve">6.1. Стороны ранее заключили </w:t>
+      </w:r>
+      <w:r>
+        <w:t xml:space="preserve">договор подряда</w:t>
+      </w:r>
+      <w:r>
+        <w:t xml:space="preserve"> на сопоставимых условиях.</w:t>
+      </w:r>
+    </w:p>
+    <w:p>
+      <w:r>
+        <w:t xml:space="preserve">6.2. Прочие условия: </w:t>
+      </w:r>
+      <w:r>
+        <w:t xml:space="preserve">реквизиты первичных документов приведены в приложении</w:t>
+      </w:r>
+      <w:r>
+        <w:t xml:space="preserve">.</w:t>
+      </w:r>
+    </w:p>
+    <w:p>
+      <w:r>
+        <w:t xml:space="preserve">6.3. Работы выполняются на основании ранее заключённого Договора № </w:t>
+      </w:r>
+      <w:r>
+        <w:t xml:space="preserve">118/2024-А</w:t>
       </w:r>
       <w:r>
         <w:t xml:space="preserve"> между теми же сторонами.</w:t>
@@ -1195,29 +1217,73 @@
     </w:p>
     <w:p>
       <w:r>
-        <w:t xml:space="preserve">6.2. Первичные документы: </w:t>
-      </w:r>
-      <w:r>
-        <w:t xml:space="preserve">счёт-фактура выставлена без ссылки на номер</w:t>
-      </w:r>
-      <w:r>
-        <w:t xml:space="preserve">.</w:t>
-      </w:r>
-    </w:p>
-    <w:p>
-      <w:r>
-        <w:t xml:space="preserve">6.3. Запись о лицензии внесена в реестр за регистрационным номером </w:t>
-      </w:r>
-      <w:r>
-        <w:t xml:space="preserve">144625873</w:t>
-      </w:r>
-      <w:r>
-        <w:t xml:space="preserve">.</w:t>
-      </w:r>
-    </w:p>
-    <w:p>
-      <w:r>
-        <w:t xml:space="preserve">6.4. Внутренний учёт ведётся отдельно: </w:t>
+        <w:t xml:space="preserve">6.4. Первичные документы: </w:t>
+      </w:r>
+      <w:r>
+        <w:t xml:space="preserve">лицензия Л035-01298-77/00123456 Рособрнадзора</w:t>
+      </w:r>
+      <w:r>
+        <w:t xml:space="preserve">.</w:t>
+      </w:r>
+    </w:p>
+    <w:p>
+      <w:r>
+        <w:t xml:space="preserve">6.5. Паспорт гражданина Российской Федерации выдан </w:t>
+      </w:r>
+      <w:r>
+        <w:t xml:space="preserve">Отделением по вопросам миграции ОМВД России по Кировскому району</w:t>
+      </w:r>
+      <w:r>
+        <w:t xml:space="preserve">, паспорт предъявлен при подписании.</w:t>
+      </w:r>
+    </w:p>
+    <w:p>
+      <w:r>
+        <w:t xml:space="preserve">6.6. Сопутствующие сведения: </w:t>
+      </w:r>
+      <w:r>
+        <w:t xml:space="preserve">паспорт выдан, реквизиты приведены в приложении</w:t>
+      </w:r>
+      <w:r>
+        <w:t xml:space="preserve">.</w:t>
+      </w:r>
+    </w:p>
+    <w:p>
+      <w:r>
+        <w:t xml:space="preserve">6.7. Запись о государственной регистрации внесена регистрирующим органом: </w:t>
+      </w:r>
+      <w:r>
+        <w:t xml:space="preserve">ИФНС России по г. Наро-Фоминску Московской области</w:t>
+      </w:r>
+      <w:r>
+        <w:t xml:space="preserve">.</w:t>
+      </w:r>
+    </w:p>
+    <w:p>
+      <w:r>
+        <w:t xml:space="preserve">6.8. Общие сведения о регистрации: </w:t>
+      </w:r>
+      <w:r>
+        <w:t xml:space="preserve">сведения о юридическом лице содержатся в ЕГРЮЛ</w:t>
+      </w:r>
+      <w:r>
+        <w:t xml:space="preserve">.</w:t>
+      </w:r>
+    </w:p>
+    <w:p>
+      <w:r>
+        <w:t xml:space="preserve">6.9. Запись о лицензии внесена в реестр за регистрационным номером </w:t>
+      </w:r>
+      <w:r>
+        <w:t xml:space="preserve">268530417</w:t>
+      </w:r>
+      <w:r>
+        <w:t xml:space="preserve">.</w:t>
+      </w:r>
+    </w:p>
+    <w:p>
+      <w:r>
+        <w:t xml:space="preserve">6.10. Внутренний учёт ведётся отдельно: </w:t>
       </w:r>
       <w:r>
         <w:t xml:space="preserve">номер заявки 987654321</w:t>
@@ -1228,32 +1294,32 @@
     </w:p>
     <w:p>
       <w:r>
-        <w:t xml:space="preserve">6.5. Полномочия представителя подтверждены доверенностью, реестровый номер </w:t>
-      </w:r>
-      <w:r>
-        <w:t xml:space="preserve">50/121-н/50-2023-4-88</w:t>
-      </w:r>
-      <w:r>
-        <w:t xml:space="preserve">.</w:t>
-      </w:r>
-    </w:p>
-    <w:p>
-      <w:r>
-        <w:t xml:space="preserve">6.6. Для сопоставления в учёте указывается: </w:t>
-      </w:r>
-      <w:r>
-        <w:t xml:space="preserve">срок действия 12/2024-06/2025</w:t>
-      </w:r>
-      <w:r>
-        <w:t xml:space="preserve">.</w:t>
-      </w:r>
-    </w:p>
-    <w:p>
-      <w:r>
-        <w:t xml:space="preserve">6.7. Решение принято большинством в </w:t>
-      </w:r>
-      <w:r>
-        <w:t xml:space="preserve">25,5 % голосов от общего числа</w:t>
+        <w:t xml:space="preserve">6.11. Полномочия представителя подтверждены доверенностью, реестровый номер </w:t>
+      </w:r>
+      <w:r>
+        <w:t xml:space="preserve">16/89-н/16-2024-3-215</w:t>
+      </w:r>
+      <w:r>
+        <w:t xml:space="preserve">.</w:t>
+      </w:r>
+    </w:p>
+    <w:p>
+      <w:r>
+        <w:t xml:space="preserve">6.12. Для сопоставления в учёте указывается: </w:t>
+      </w:r>
+      <w:r>
+        <w:t xml:space="preserve">пп. 4/5-1 и 7/2-3 Правил страхования</w:t>
+      </w:r>
+      <w:r>
+        <w:t xml:space="preserve">.</w:t>
+      </w:r>
+    </w:p>
+    <w:p>
+      <w:r>
+        <w:t xml:space="preserve">6.13. Решение принято большинством в </w:t>
+      </w:r>
+      <w:r>
+        <w:t xml:space="preserve">75 % голосов</w:t>
       </w:r>
       <w:r>
         <w:t xml:space="preserve"> от общего числа голосов членов совета директоров.</w:t>
@@ -1261,7 +1327,7 @@
     </w:p>
     <w:p>
       <w:r>
-        <w:t xml:space="preserve">6.8. Кворум определяется уставом: </w:t>
+        <w:t xml:space="preserve">6.14. Кворум определяется уставом: </w:t>
       </w:r>
       <w:r>
         <w:t xml:space="preserve">большинством голосов присутствующих участников</w:t>
